--- a/07_writing/draft_methodology.docx
+++ b/07_writing/draft_methodology.docx
@@ -5,26 +5,18 @@
     <w:p>
       <w:pPr>
         <w:rPr>
-          <w:rFonts w:ascii="Times New Roman" w:hAnsi="Times New Roman" w:cs="Times New Roman"/>
-          <w:b/>
-          <w:bCs/>
-        </w:rPr>
-      </w:pPr>
-      <w:r>
-        <w:rPr>
-          <w:rFonts w:ascii="Times New Roman" w:hAnsi="Times New Roman" w:cs="Times New Roman"/>
-          <w:b/>
-          <w:bCs/>
-        </w:rPr>
-        <w:t>Methodology</w:t>
-      </w:r>
-      <w:r>
-        <w:rPr>
           <w:rFonts w:ascii="Times New Roman" w:hAnsi="Times New Roman" w:cs="Times New Roman" w:hint="eastAsia"/>
           <w:b/>
           <w:bCs/>
         </w:rPr>
-        <w:t xml:space="preserve"> 3000words</w:t>
+      </w:pPr>
+      <w:r>
+        <w:rPr>
+          <w:rFonts w:ascii="Times New Roman" w:hAnsi="Times New Roman" w:cs="Times New Roman"/>
+          <w:b/>
+          <w:bCs/>
+        </w:rPr>
+        <w:t>Methodology</w:t>
       </w:r>
     </w:p>
     <w:p>
@@ -112,7 +104,13 @@
           <w:rFonts w:ascii="Times New Roman" w:hAnsi="Times New Roman" w:cs="Times New Roman"/>
         </w:rPr>
         <w:br/>
-        <w:t>3.3.2 Phase 2 Demand Estimation</w:t>
+        <w:t xml:space="preserve">3.3.2 Phase 2 </w:t>
+      </w:r>
+      <w:r>
+        <w:rPr>
+          <w:rFonts w:ascii="Times New Roman" w:hAnsi="Times New Roman" w:cs="Times New Roman"/>
+        </w:rPr>
+        <w:t>Charging Demand</w:t>
       </w:r>
       <w:r>
         <w:rPr>
@@ -169,19 +167,35 @@
     </w:p>
     <w:p>
       <w:pPr>
+        <w:rPr>
+          <w:rFonts w:ascii="Times New Roman" w:hAnsi="Times New Roman" w:cs="Times New Roman"/>
+          <w:b/>
+          <w:bCs/>
+        </w:rPr>
+      </w:pPr>
+      <w:r>
+        <w:rPr>
+          <w:rFonts w:ascii="Times New Roman" w:hAnsi="Times New Roman" w:cs="Times New Roman"/>
+          <w:b/>
+          <w:bCs/>
+        </w:rPr>
+        <w:t>Methodology</w:t>
+      </w:r>
+      <w:r>
         <w:rPr>
           <w:rFonts w:ascii="Times New Roman" w:hAnsi="Times New Roman" w:cs="Times New Roman" w:hint="eastAsia"/>
           <w:b/>
           <w:bCs/>
         </w:rPr>
-      </w:pPr>
+        <w:t xml:space="preserve"> 35</w:t>
+      </w:r>
       <w:r>
         <w:rPr>
           <w:rFonts w:ascii="Times New Roman" w:hAnsi="Times New Roman" w:cs="Times New Roman"/>
           <w:b/>
           <w:bCs/>
         </w:rPr>
-        <w:t>Methodology</w:t>
+        <w:t>56</w:t>
       </w:r>
       <w:r>
         <w:rPr>
@@ -189,7 +203,7 @@
           <w:b/>
           <w:bCs/>
         </w:rPr>
-        <w:t xml:space="preserve"> 3570words</w:t>
+        <w:t>words</w:t>
       </w:r>
     </w:p>
     <w:p>
@@ -203,7 +217,69 @@
         <w:rPr>
           <w:rFonts w:ascii="Times New Roman" w:hAnsi="Times New Roman" w:cs="Times New Roman"/>
         </w:rPr>
-        <w:t>This chapter described the methodological framework of assessing the spatial efficiency and distributional equity of public EV charging locations.</w:t>
+        <w:t xml:space="preserve">This chapter </w:t>
+      </w:r>
+      <w:r>
+        <w:rPr>
+          <w:rFonts w:ascii="Times New Roman" w:hAnsi="Times New Roman" w:cs="Times New Roman"/>
+        </w:rPr>
+        <w:t>presents</w:t>
+      </w:r>
+      <w:r>
+        <w:rPr>
+          <w:rFonts w:ascii="Times New Roman" w:hAnsi="Times New Roman" w:cs="Times New Roman"/>
+        </w:rPr>
+        <w:t xml:space="preserve"> the methodological framework </w:t>
+      </w:r>
+      <w:r>
+        <w:rPr>
+          <w:rFonts w:ascii="Times New Roman" w:hAnsi="Times New Roman" w:cs="Times New Roman"/>
+        </w:rPr>
+        <w:t xml:space="preserve">used to </w:t>
+      </w:r>
+      <w:proofErr w:type="spellStart"/>
+      <w:r>
+        <w:rPr>
+          <w:rFonts w:ascii="Times New Roman" w:hAnsi="Times New Roman" w:cs="Times New Roman"/>
+        </w:rPr>
+        <w:t>acess</w:t>
+      </w:r>
+      <w:proofErr w:type="spellEnd"/>
+      <w:r>
+        <w:rPr>
+          <w:rFonts w:ascii="Times New Roman" w:hAnsi="Times New Roman" w:cs="Times New Roman"/>
+        </w:rPr>
+        <w:t xml:space="preserve"> the spatial efficiency and distributional equity of public </w:t>
+      </w:r>
+      <w:r>
+        <w:rPr>
+          <w:rFonts w:ascii="Times New Roman" w:hAnsi="Times New Roman" w:cs="Times New Roman"/>
+        </w:rPr>
+        <w:t>electric vehicle</w:t>
+      </w:r>
+      <w:r>
+        <w:rPr>
+          <w:rFonts w:ascii="Times New Roman" w:hAnsi="Times New Roman" w:cs="Times New Roman"/>
+        </w:rPr>
+        <w:t xml:space="preserve"> (</w:t>
+      </w:r>
+      <w:r>
+        <w:rPr>
+          <w:rFonts w:ascii="Times New Roman" w:hAnsi="Times New Roman" w:cs="Times New Roman"/>
+        </w:rPr>
+        <w:t>EV</w:t>
+      </w:r>
+      <w:r>
+        <w:rPr>
+          <w:rFonts w:ascii="Times New Roman" w:hAnsi="Times New Roman" w:cs="Times New Roman"/>
+        </w:rPr>
+        <w:t>)</w:t>
+      </w:r>
+      <w:r>
+        <w:rPr>
+          <w:rFonts w:ascii="Times New Roman" w:hAnsi="Times New Roman" w:cs="Times New Roman"/>
+        </w:rPr>
+        <w:t xml:space="preserve"> charging locations.</w:t>
       </w:r>
       <w:r>
         <w:rPr>
@@ -241,15 +317,13 @@
         </w:rPr>
         <w:t xml:space="preserve">ode can be accessed through </w:t>
       </w:r>
-      <w:proofErr w:type="spellStart"/>
       <w:proofErr w:type="gramStart"/>
       <w:r>
         <w:rPr>
           <w:rFonts w:ascii="Times New Roman" w:hAnsi="Times New Roman" w:cs="Times New Roman"/>
         </w:rPr>
-        <w:t>Github</w:t>
-      </w:r>
-      <w:proofErr w:type="spellEnd"/>
+        <w:t>GitHub</w:t>
+      </w:r>
       <w:r>
         <w:rPr>
           <w:rFonts w:ascii="Times New Roman" w:hAnsi="Times New Roman" w:cs="Times New Roman"/>
@@ -430,7 +504,21 @@
           <w:sz w:val="24"/>
           <w:szCs w:val="24"/>
         </w:rPr>
-        <w:t xml:space="preserve">The study uses 2021 Lower Layer Super Output Areas (LSOAs) as the basic spatial unit. LSOAs are standard geographical units used for UK census statistics. Each LSOA has a usually resident population of between 1,000 and 3,000 people (ONS, 2021). Both official census statistics and income-deprivation data are available at this level. In the model, all Greater London LSOAs serve as both demand nodes and candidate allocation </w:t>
+        <w:t>The study uses 2021 Lower Layer Super Output Areas (LSOAs) as the basic spatial unit. LSOAs are standard geographical units used for UK census statistics. Each LSOA has a usually resident population of between 1,000 and 3,000 people (</w:t>
+      </w:r>
+      <w:r>
+        <w:rPr>
+          <w:sz w:val="24"/>
+          <w:szCs w:val="24"/>
+        </w:rPr>
+        <w:t>Office for National Statistics</w:t>
+      </w:r>
+      <w:r>
+        <w:rPr>
+          <w:sz w:val="24"/>
+          <w:szCs w:val="24"/>
+        </w:rPr>
+        <w:t xml:space="preserve">, 2021). Both official census statistics and income-deprivation data are available at this level. In the model, all Greater London LSOAs serve as both </w:t>
       </w:r>
       <w:r>
         <w:rPr>
@@ -438,46 +526,83 @@
           <w:szCs w:val="24"/>
         </w:rPr>
         <w:lastRenderedPageBreak/>
-        <w:t>nodes. Each LSOA represents an area of potential public-charging demand and a possible area for receiving additional provision. Distances are measured between LSOA centroids. This reduces the computational burden of using a complete road network and maintains a consistent spatial resolution throughout the analysis.</w:t>
+        <w:t xml:space="preserve">demand nodes and candidate allocation nodes. Each LSOA represents an area of potential public-charging demand and a possible area for receiving additional provision. Distances are measured between LSOA centroids. </w:t>
+      </w:r>
+      <w:r>
+        <w:rPr>
+          <w:sz w:val="24"/>
+          <w:szCs w:val="24"/>
+        </w:rPr>
+        <w:t xml:space="preserve">It </w:t>
+      </w:r>
+      <w:r>
+        <w:rPr>
+          <w:sz w:val="24"/>
+          <w:szCs w:val="24"/>
+        </w:rPr>
+        <w:t xml:space="preserve">provides a computationally consistent measure of spatial separation </w:t>
+      </w:r>
+      <w:r>
+        <w:rPr>
+          <w:sz w:val="24"/>
+          <w:szCs w:val="24"/>
+        </w:rPr>
+        <w:t>throughout the analysis</w:t>
+      </w:r>
+      <w:r>
+        <w:rPr>
+          <w:sz w:val="24"/>
+          <w:szCs w:val="24"/>
+        </w:rPr>
+        <w:t>, although it does not capture detailed road-network travel conditions.</w:t>
       </w:r>
     </w:p>
     <w:p>
       <w:pPr>
         <w:pStyle w:val="p2"/>
-        <w:jc w:val="both"/>
-        <w:rPr>
-          <w:sz w:val="24"/>
-          <w:szCs w:val="24"/>
-        </w:rPr>
-      </w:pPr>
-      <w:r>
-        <w:rPr>
-          <w:rFonts w:hint="eastAsia"/>
-          <w:sz w:val="24"/>
-          <w:szCs w:val="24"/>
-        </w:rPr>
-        <w:t>【</w:t>
-      </w:r>
-      <w:r>
-        <w:rPr>
-          <w:sz w:val="24"/>
-          <w:szCs w:val="24"/>
-        </w:rPr>
-        <w:t>add Greater London LSOA boundary map</w:t>
-      </w:r>
-      <w:r>
-        <w:rPr>
-          <w:rFonts w:hint="eastAsia"/>
-          <w:sz w:val="24"/>
-          <w:szCs w:val="24"/>
-        </w:rPr>
-        <w:t>】</w:t>
-      </w:r>
-    </w:p>
-    <w:p>
-      <w:pPr>
-        <w:pStyle w:val="p2"/>
-      </w:pPr>
+      </w:pPr>
+      <w:r>
+        <w:rPr>
+          <w:noProof/>
+          <w:sz w:val="24"/>
+          <w:szCs w:val="24"/>
+        </w:rPr>
+        <w:drawing>
+          <wp:inline distT="0" distB="0" distL="0" distR="0" wp14:anchorId="4FDB5AC6" wp14:editId="00149828">
+            <wp:extent cx="5270500" cy="3153410"/>
+            <wp:effectExtent l="0" t="0" r="0" b="0"/>
+            <wp:docPr id="763231213" name="图片 1"/>
+            <wp:cNvGraphicFramePr>
+              <a:graphicFrameLocks xmlns:a="http://schemas.openxmlformats.org/drawingml/2006/main" noChangeAspect="1"/>
+            </wp:cNvGraphicFramePr>
+            <a:graphic xmlns:a="http://schemas.openxmlformats.org/drawingml/2006/main">
+              <a:graphicData uri="http://schemas.openxmlformats.org/drawingml/2006/picture">
+                <pic:pic xmlns:pic="http://schemas.openxmlformats.org/drawingml/2006/picture">
+                  <pic:nvPicPr>
+                    <pic:cNvPr id="763231213" name=""/>
+                    <pic:cNvPicPr/>
+                  </pic:nvPicPr>
+                  <pic:blipFill>
+                    <a:blip r:embed="rId6"/>
+                    <a:stretch>
+                      <a:fillRect/>
+                    </a:stretch>
+                  </pic:blipFill>
+                  <pic:spPr>
+                    <a:xfrm>
+                      <a:off x="0" y="0"/>
+                      <a:ext cx="5270500" cy="3153410"/>
+                    </a:xfrm>
+                    <a:prstGeom prst="rect">
+                      <a:avLst/>
+                    </a:prstGeom>
+                  </pic:spPr>
+                </pic:pic>
+              </a:graphicData>
+            </a:graphic>
+          </wp:inline>
+        </w:drawing>
+      </w:r>
     </w:p>
     <w:p>
       <w:pPr>
@@ -721,6 +846,13 @@
                 <w:sz w:val="15"/>
                 <w:szCs w:val="15"/>
               </w:rPr>
+              <w:t xml:space="preserve">Office for National Statistics </w:t>
+            </w:r>
+            <w:r>
+              <w:rPr>
+                <w:sz w:val="15"/>
+                <w:szCs w:val="15"/>
+              </w:rPr>
               <w:t>Census 2021 TS045: Car or van availability</w:t>
             </w:r>
           </w:p>
@@ -870,7 +1002,37 @@
                 <w:sz w:val="15"/>
                 <w:szCs w:val="15"/>
               </w:rPr>
-              <w:t>IoD2025 Income Domain</w:t>
+              <w:t>Index of Deprivation</w:t>
+            </w:r>
+            <w:r>
+              <w:rPr>
+                <w:sz w:val="15"/>
+                <w:szCs w:val="15"/>
+              </w:rPr>
+              <w:t xml:space="preserve"> (</w:t>
+            </w:r>
+            <w:proofErr w:type="spellStart"/>
+            <w:r>
+              <w:rPr>
+                <w:sz w:val="15"/>
+                <w:szCs w:val="15"/>
+              </w:rPr>
+              <w:t>IoD</w:t>
+            </w:r>
+            <w:proofErr w:type="spellEnd"/>
+            <w:r>
+              <w:rPr>
+                <w:sz w:val="15"/>
+                <w:szCs w:val="15"/>
+              </w:rPr>
+              <w:t xml:space="preserve">) </w:t>
+            </w:r>
+            <w:r>
+              <w:rPr>
+                <w:sz w:val="15"/>
+                <w:szCs w:val="15"/>
+              </w:rPr>
+              <w:t>2025 Income Domain</w:t>
             </w:r>
           </w:p>
         </w:tc>
@@ -1020,7 +1182,35 @@
                 <w:sz w:val="15"/>
                 <w:szCs w:val="15"/>
               </w:rPr>
-              <w:t>EVSE location registry</w:t>
+              <w:t>Electric Vehicle Supply Equipment</w:t>
+            </w:r>
+            <w:r>
+              <w:rPr>
+                <w:sz w:val="15"/>
+                <w:szCs w:val="15"/>
+              </w:rPr>
+              <w:t xml:space="preserve"> (</w:t>
+            </w:r>
+            <w:r>
+              <w:rPr>
+                <w:sz w:val="15"/>
+                <w:szCs w:val="15"/>
+              </w:rPr>
+              <w:t>EVSE</w:t>
+            </w:r>
+            <w:r>
+              <w:rPr>
+                <w:sz w:val="15"/>
+                <w:szCs w:val="15"/>
+              </w:rPr>
+              <w:t>)</w:t>
+            </w:r>
+            <w:r>
+              <w:rPr>
+                <w:sz w:val="15"/>
+                <w:szCs w:val="15"/>
+              </w:rPr>
+              <w:t xml:space="preserve"> location registry</w:t>
             </w:r>
           </w:p>
         </w:tc>
@@ -1158,6 +1348,7 @@
                 <w:sz w:val="15"/>
                 <w:szCs w:val="15"/>
               </w:rPr>
+              <w:lastRenderedPageBreak/>
               <w:t>Charging activity records</w:t>
             </w:r>
           </w:p>
@@ -1426,7 +1617,83 @@
           <w:sz w:val="24"/>
           <w:szCs w:val="24"/>
         </w:rPr>
-        <w:t>Census 2021 TS045 data were used to construct the household vehicle-stock base for potential public-charging demand. The IoD2025 Income Domain provides a continuous income-deprivation score for each LSOA. This score was used to construct the equity component of the demand weight.</w:t>
+        <w:t xml:space="preserve">Census 2021 TS045 data were used to construct the household vehicle-stock base for potential public-charging demand. </w:t>
+      </w:r>
+      <w:r>
+        <w:rPr>
+          <w:rFonts w:hint="eastAsia"/>
+          <w:sz w:val="24"/>
+          <w:szCs w:val="24"/>
+        </w:rPr>
+        <w:t>I</w:t>
+      </w:r>
+      <w:r>
+        <w:rPr>
+          <w:sz w:val="24"/>
+          <w:szCs w:val="24"/>
+        </w:rPr>
+        <w:t>ncome-deprivation score for each LSOA</w:t>
+      </w:r>
+      <w:r>
+        <w:rPr>
+          <w:rFonts w:hint="eastAsia"/>
+          <w:sz w:val="24"/>
+          <w:szCs w:val="24"/>
+        </w:rPr>
+        <w:t xml:space="preserve"> </w:t>
+      </w:r>
+      <w:r>
+        <w:rPr>
+          <w:sz w:val="24"/>
+          <w:szCs w:val="24"/>
+        </w:rPr>
+        <w:t>was used to construct the equity component of the demand weight.</w:t>
+      </w:r>
+      <w:r>
+        <w:rPr>
+          <w:rFonts w:hint="eastAsia"/>
+          <w:sz w:val="24"/>
+          <w:szCs w:val="24"/>
+        </w:rPr>
+        <w:t xml:space="preserve"> </w:t>
+      </w:r>
+      <w:r>
+        <w:rPr>
+          <w:sz w:val="24"/>
+          <w:szCs w:val="24"/>
+        </w:rPr>
+        <w:t xml:space="preserve">Data on existing charging infrastructure were obtained from the EVSE location registry. Charging location was selected as the main planning unit for measuring existing provision. </w:t>
+      </w:r>
+      <w:r>
+        <w:rPr>
+          <w:rFonts w:hint="eastAsia"/>
+          <w:sz w:val="24"/>
+          <w:szCs w:val="24"/>
+        </w:rPr>
+        <w:t>Each of</w:t>
+      </w:r>
+      <w:r>
+        <w:rPr>
+          <w:sz w:val="24"/>
+          <w:szCs w:val="24"/>
+        </w:rPr>
+        <w:t xml:space="preserve"> September 2025 charging activity records represents an individual charging session and includes an EVSE identifier and information on charging time. Together, the two datasets were used to construct measures of existing provision and observed </w:t>
+      </w:r>
+      <w:proofErr w:type="spellStart"/>
+      <w:r>
+        <w:rPr>
+          <w:sz w:val="24"/>
+          <w:szCs w:val="24"/>
+        </w:rPr>
+        <w:t>utilisation</w:t>
+      </w:r>
+      <w:proofErr w:type="spellEnd"/>
+      <w:r>
+        <w:rPr>
+          <w:sz w:val="24"/>
+          <w:szCs w:val="24"/>
+        </w:rPr>
+        <w:t>.</w:t>
       </w:r>
     </w:p>
     <w:p>
@@ -1453,15 +1720,14 @@
           <w:sz w:val="24"/>
           <w:szCs w:val="24"/>
         </w:rPr>
-        <w:t xml:space="preserve">Data on existing charging infrastructure were obtained from the EVSE location registry. The registry contains information at several levels, including charging locations, EVSEs and connectors. Charging location was selected as the main planning unit for </w:t>
-      </w:r>
-      <w:r>
-        <w:rPr>
-          <w:sz w:val="24"/>
-          <w:szCs w:val="24"/>
-        </w:rPr>
-        <w:lastRenderedPageBreak/>
-        <w:t xml:space="preserve">measuring existing provision. </w:t>
+        <w:t xml:space="preserve">In addition to the core datasets, this study also </w:t>
+      </w:r>
+      <w:r>
+        <w:rPr>
+          <w:sz w:val="24"/>
+          <w:szCs w:val="24"/>
+        </w:rPr>
+        <w:t>use</w:t>
       </w:r>
       <w:r>
         <w:rPr>
@@ -1469,14 +1735,29 @@
           <w:sz w:val="24"/>
           <w:szCs w:val="24"/>
         </w:rPr>
-        <w:t>Each of</w:t>
-      </w:r>
-      <w:r>
-        <w:rPr>
-          <w:sz w:val="24"/>
-          <w:szCs w:val="24"/>
-        </w:rPr>
-        <w:t xml:space="preserve"> September 2025 charging activity records represents an individual charging session and includes an EVSE identifier and information on charging time. Together, the two datasets were used to construct measures of existing provision and observed </w:t>
+        <w:t>d</w:t>
+      </w:r>
+      <w:r>
+        <w:rPr>
+          <w:sz w:val="24"/>
+          <w:szCs w:val="24"/>
+        </w:rPr>
+        <w:t xml:space="preserve"> the s</w:t>
+      </w:r>
+      <w:r>
+        <w:rPr>
+          <w:rFonts w:hint="eastAsia"/>
+          <w:sz w:val="24"/>
+          <w:szCs w:val="24"/>
+        </w:rPr>
+        <w:t>u</w:t>
+      </w:r>
+      <w:r>
+        <w:rPr>
+          <w:sz w:val="24"/>
+          <w:szCs w:val="24"/>
+        </w:rPr>
+        <w:t>mmary statistics from the Department for Transport (</w:t>
       </w:r>
       <w:proofErr w:type="spellStart"/>
       <w:r>
@@ -1484,7 +1765,7 @@
           <w:sz w:val="24"/>
           <w:szCs w:val="24"/>
         </w:rPr>
-        <w:t>utilisation</w:t>
+        <w:t>DfT</w:t>
       </w:r>
       <w:proofErr w:type="spellEnd"/>
       <w:r>
@@ -1492,89 +1773,56 @@
           <w:sz w:val="24"/>
           <w:szCs w:val="24"/>
         </w:rPr>
-        <w:t>.</w:t>
+        <w:t xml:space="preserve">) EV Driver Tracker Year 1 as parameter source to set the charging frequency and the percentage of public charging. </w:t>
       </w:r>
     </w:p>
     <w:p>
       <w:pPr>
-        <w:pStyle w:val="p2"/>
-        <w:jc w:val="both"/>
-        <w:rPr>
-          <w:sz w:val="24"/>
-          <w:szCs w:val="24"/>
+        <w:rPr>
+          <w:rFonts w:ascii="Times New Roman" w:hAnsi="Times New Roman" w:cs="Times New Roman"/>
         </w:rPr>
       </w:pPr>
     </w:p>
     <w:p>
       <w:pPr>
-        <w:pStyle w:val="p2"/>
-        <w:jc w:val="both"/>
-        <w:rPr>
-          <w:sz w:val="24"/>
-          <w:szCs w:val="24"/>
-        </w:rPr>
-      </w:pPr>
-      <w:r>
-        <w:rPr>
-          <w:sz w:val="24"/>
-          <w:szCs w:val="24"/>
-        </w:rPr>
-        <w:t xml:space="preserve">In addition to the core datasets, this study also </w:t>
-      </w:r>
-      <w:proofErr w:type="gramStart"/>
-      <w:r>
-        <w:rPr>
-          <w:sz w:val="24"/>
-          <w:szCs w:val="24"/>
-        </w:rPr>
-        <w:t>use</w:t>
-      </w:r>
-      <w:proofErr w:type="gramEnd"/>
-      <w:r>
-        <w:rPr>
-          <w:sz w:val="24"/>
-          <w:szCs w:val="24"/>
-        </w:rPr>
-        <w:t xml:space="preserve"> the s</w:t>
-      </w:r>
-      <w:r>
-        <w:rPr>
-          <w:rFonts w:hint="eastAsia"/>
-          <w:sz w:val="24"/>
-          <w:szCs w:val="24"/>
-        </w:rPr>
-        <w:t>u</w:t>
-      </w:r>
-      <w:r>
-        <w:rPr>
-          <w:sz w:val="24"/>
-          <w:szCs w:val="24"/>
-        </w:rPr>
-        <w:t>mmary statistics from the Department for Transport (</w:t>
-      </w:r>
-      <w:proofErr w:type="spellStart"/>
-      <w:r>
-        <w:rPr>
-          <w:sz w:val="24"/>
-          <w:szCs w:val="24"/>
-        </w:rPr>
-        <w:t>DfT</w:t>
-      </w:r>
-      <w:proofErr w:type="spellEnd"/>
-      <w:r>
-        <w:rPr>
-          <w:sz w:val="24"/>
-          <w:szCs w:val="24"/>
-        </w:rPr>
-        <w:t xml:space="preserve">) EV Driver Tracker Year 1 as parameter source to set the charging frequency and the percentage of public charging. </w:t>
+        <w:rPr>
+          <w:rFonts w:ascii="Times New Roman" w:hAnsi="Times New Roman" w:cs="Times New Roman"/>
+        </w:rPr>
+      </w:pPr>
+      <w:r>
+        <w:rPr>
+          <w:rFonts w:ascii="Times New Roman" w:hAnsi="Times New Roman" w:cs="Times New Roman"/>
+        </w:rPr>
+        <w:t>3.2.2 Exploratory Data Analysis</w:t>
       </w:r>
     </w:p>
     <w:p>
       <w:pPr>
-        <w:rPr>
-          <w:rFonts w:ascii="Times New Roman" w:hAnsi="Times New Roman" w:cs="Times New Roman"/>
-        </w:rPr>
-      </w:pPr>
+        <w:jc w:val="both"/>
+        <w:rPr>
+          <w:rFonts w:ascii="Times New Roman" w:hAnsi="Times New Roman" w:cs="Times New Roman"/>
+        </w:rPr>
+      </w:pPr>
+      <w:r>
+        <w:rPr>
+          <w:rFonts w:ascii="Times New Roman" w:hAnsi="Times New Roman" w:cs="Times New Roman"/>
+        </w:rPr>
+        <w:t xml:space="preserve">Before modelling, exploratory spatial analysis was conducted on four variables: the household vehicle-stock proxy, income deprivation, existing on-street charging provision and observed </w:t>
+      </w:r>
+      <w:proofErr w:type="spellStart"/>
+      <w:r>
+        <w:rPr>
+          <w:rFonts w:ascii="Times New Roman" w:hAnsi="Times New Roman" w:cs="Times New Roman"/>
+        </w:rPr>
+        <w:t>utilisation</w:t>
+      </w:r>
+      <w:proofErr w:type="spellEnd"/>
+      <w:r>
+        <w:rPr>
+          <w:rFonts w:ascii="Times New Roman" w:hAnsi="Times New Roman" w:cs="Times New Roman"/>
+        </w:rPr>
+        <w:t>. This analysis was used to assess data completeness and identify broad spatial patterns. Figure X shows the spatial distribution of these variables.</w:t>
+      </w:r>
     </w:p>
     <w:p>
       <w:pPr>
@@ -1582,50 +1830,9 @@
           <w:rFonts w:ascii="Times New Roman" w:hAnsi="Times New Roman" w:cs="Times New Roman"/>
         </w:rPr>
       </w:pPr>
-      <w:r>
-        <w:rPr>
-          <w:rFonts w:ascii="Times New Roman" w:hAnsi="Times New Roman" w:cs="Times New Roman"/>
-        </w:rPr>
-        <w:t>3.2.2 Exploratory Data Analysis</w:t>
-      </w:r>
     </w:p>
     <w:p>
       <w:pPr>
-        <w:jc w:val="both"/>
-        <w:rPr>
-          <w:rFonts w:ascii="Times New Roman" w:hAnsi="Times New Roman" w:cs="Times New Roman"/>
-        </w:rPr>
-      </w:pPr>
-      <w:r>
-        <w:rPr>
-          <w:rFonts w:ascii="Times New Roman" w:hAnsi="Times New Roman" w:cs="Times New Roman"/>
-        </w:rPr>
-        <w:t xml:space="preserve">Before modelling, exploratory spatial analysis was conducted on four variables: the household vehicle-stock proxy, income deprivation, existing on-street charging provision and observed </w:t>
-      </w:r>
-      <w:proofErr w:type="spellStart"/>
-      <w:r>
-        <w:rPr>
-          <w:rFonts w:ascii="Times New Roman" w:hAnsi="Times New Roman" w:cs="Times New Roman"/>
-        </w:rPr>
-        <w:t>utilisation</w:t>
-      </w:r>
-      <w:proofErr w:type="spellEnd"/>
-      <w:r>
-        <w:rPr>
-          <w:rFonts w:ascii="Times New Roman" w:hAnsi="Times New Roman" w:cs="Times New Roman"/>
-        </w:rPr>
-        <w:t>. This analysis was used to assess data completeness and identify broad spatial patterns. Figure X shows the spatial distribution of these variables.</w:t>
-      </w:r>
-    </w:p>
-    <w:p>
-      <w:pPr>
-        <w:rPr>
-          <w:rFonts w:ascii="Times New Roman" w:hAnsi="Times New Roman" w:cs="Times New Roman"/>
-        </w:rPr>
-      </w:pPr>
-    </w:p>
-    <w:p>
-      <w:pPr>
         <w:rPr>
           <w:rFonts w:ascii="Times New Roman" w:hAnsi="Times New Roman" w:cs="Times New Roman"/>
         </w:rPr>
@@ -1634,6 +1841,7 @@
         <w:rPr>
           <w:noProof/>
         </w:rPr>
+        <w:lastRenderedPageBreak/>
         <w:drawing>
           <wp:inline distT="0" distB="0" distL="0" distR="0" wp14:anchorId="4D244A93" wp14:editId="6EC6EB3E">
             <wp:extent cx="2536780" cy="2039816"/>
@@ -1650,7 +1858,7 @@
                     <pic:cNvPicPr/>
                   </pic:nvPicPr>
                   <pic:blipFill>
-                    <a:blip r:embed="rId5"/>
+                    <a:blip r:embed="rId7"/>
                     <a:stretch>
                       <a:fillRect/>
                     </a:stretch>
@@ -1690,7 +1898,7 @@
                     <pic:cNvPicPr/>
                   </pic:nvPicPr>
                   <pic:blipFill>
-                    <a:blip r:embed="rId6"/>
+                    <a:blip r:embed="rId8"/>
                     <a:stretch>
                       <a:fillRect/>
                     </a:stretch>
@@ -1730,7 +1938,7 @@
                     <pic:cNvPicPr/>
                   </pic:nvPicPr>
                   <pic:blipFill>
-                    <a:blip r:embed="rId7"/>
+                    <a:blip r:embed="rId9"/>
                     <a:stretch>
                       <a:fillRect/>
                     </a:stretch>
@@ -1776,7 +1984,7 @@
                     <pic:cNvPicPr/>
                   </pic:nvPicPr>
                   <pic:blipFill>
-                    <a:blip r:embed="rId8"/>
+                    <a:blip r:embed="rId10"/>
                     <a:stretch>
                       <a:fillRect/>
                     </a:stretch>
@@ -1808,7 +2016,6 @@
         <w:rPr>
           <w:rFonts w:ascii="Times New Roman" w:hAnsi="Times New Roman" w:cs="Times New Roman"/>
         </w:rPr>
-        <w:lastRenderedPageBreak/>
         <w:t xml:space="preserve">Figure X shows that household vehicle stock is generally higher in outer London and lower in central London. Income deprivation follows a different spatial pattern, with higher levels mainly found in east and north-east London and in some parts of inner London. Existing on-street charging provision, by contrast, is more concentrated in inner London, while many outer-London LSOAs have no registered provision. Observed </w:t>
       </w:r>
       <w:proofErr w:type="spellStart"/>
@@ -2008,44 +2215,6 @@
           <w:szCs w:val="24"/>
         </w:rPr>
         <w:t xml:space="preserve">location–allocation model. Phase 4 compared spatial efficiency and distributional equity across different deprivation-weighting and investment scenarios. </w:t>
-      </w:r>
-    </w:p>
-    <w:p>
-      <w:pPr>
-        <w:pStyle w:val="p2"/>
-        <w:jc w:val="both"/>
-        <w:rPr>
-          <w:color w:val="auto"/>
-          <w:sz w:val="24"/>
-          <w:szCs w:val="24"/>
-        </w:rPr>
-      </w:pPr>
-      <w:r>
-        <w:rPr>
-          <w:rFonts w:hint="eastAsia"/>
-          <w:color w:val="auto"/>
-          <w:sz w:val="24"/>
-          <w:szCs w:val="24"/>
-        </w:rPr>
-        <w:t>【</w:t>
-      </w:r>
-      <w:r>
-        <w:rPr>
-          <w:rFonts w:hint="eastAsia"/>
-          <w:color w:val="auto"/>
-          <w:sz w:val="24"/>
-          <w:szCs w:val="24"/>
-        </w:rPr>
-        <w:t>workflow</w:t>
-      </w:r>
-      <w:r>
-        <w:rPr>
-          <w:rFonts w:hint="eastAsia"/>
-          <w:color w:val="auto"/>
-          <w:sz w:val="24"/>
-          <w:szCs w:val="24"/>
-        </w:rPr>
-        <w:t>】</w:t>
       </w:r>
     </w:p>
     <w:p>
@@ -2057,6 +2226,57 @@
           <w:szCs w:val="17"/>
         </w:rPr>
       </w:pPr>
+      <w:r>
+        <w:rPr>
+          <w:rFonts w:ascii="Times New Roman" w:hAnsi="Times New Roman" w:cs="Times New Roman"/>
+        </w:rPr>
+        <w:lastRenderedPageBreak/>
+        <w:drawing>
+          <wp:inline distT="0" distB="0" distL="0" distR="0" wp14:anchorId="1F1093E2" wp14:editId="0605C10B">
+            <wp:extent cx="5270500" cy="4368800"/>
+            <wp:effectExtent l="0" t="0" r="0" b="0"/>
+            <wp:docPr id="174264782" name="图片 1"/>
+            <wp:cNvGraphicFramePr>
+              <a:graphicFrameLocks xmlns:a="http://schemas.openxmlformats.org/drawingml/2006/main" noChangeAspect="1"/>
+            </wp:cNvGraphicFramePr>
+            <a:graphic xmlns:a="http://schemas.openxmlformats.org/drawingml/2006/main">
+              <a:graphicData uri="http://schemas.openxmlformats.org/drawingml/2006/picture">
+                <pic:pic xmlns:pic="http://schemas.openxmlformats.org/drawingml/2006/picture">
+                  <pic:nvPicPr>
+                    <pic:cNvPr id="174264782" name=""/>
+                    <pic:cNvPicPr/>
+                  </pic:nvPicPr>
+                  <pic:blipFill>
+                    <a:blip r:embed="rId11"/>
+                    <a:stretch>
+                      <a:fillRect/>
+                    </a:stretch>
+                  </pic:blipFill>
+                  <pic:spPr>
+                    <a:xfrm>
+                      <a:off x="0" y="0"/>
+                      <a:ext cx="5270500" cy="4368800"/>
+                    </a:xfrm>
+                    <a:prstGeom prst="rect">
+                      <a:avLst/>
+                    </a:prstGeom>
+                  </pic:spPr>
+                </pic:pic>
+              </a:graphicData>
+            </a:graphic>
+          </wp:inline>
+        </w:drawing>
+      </w:r>
+    </w:p>
+    <w:p>
+      <w:pPr>
+        <w:rPr>
+          <w:rFonts w:ascii="Times New Roman" w:hAnsi="Times New Roman" w:cs="Times New Roman" w:hint="eastAsia"/>
+          <w:color w:val="000000"/>
+          <w:sz w:val="17"/>
+          <w:szCs w:val="17"/>
+        </w:rPr>
+      </w:pPr>
     </w:p>
     <w:p>
       <w:pPr>
@@ -2105,25 +2325,99 @@
         </w:rPr>
         <w:t xml:space="preserve">: existing provision and </w:t>
       </w:r>
+      <w:r>
+        <w:rPr>
+          <w:rFonts w:ascii="Times New Roman" w:hAnsi="Times New Roman" w:cs="Times New Roman" w:hint="eastAsia"/>
+        </w:rPr>
+        <w:t>observed</w:t>
+      </w:r>
+      <w:r>
+        <w:rPr>
+          <w:rFonts w:ascii="Times New Roman" w:hAnsi="Times New Roman" w:cs="Times New Roman"/>
+        </w:rPr>
+        <w:t xml:space="preserve"> </w:t>
+      </w:r>
       <w:proofErr w:type="spellStart"/>
       <w:r>
         <w:rPr>
           <w:rFonts w:ascii="Times New Roman" w:hAnsi="Times New Roman" w:cs="Times New Roman"/>
         </w:rPr>
-        <w:t>realised</w:t>
+        <w:t>utilisation</w:t>
       </w:r>
       <w:proofErr w:type="spellEnd"/>
       <w:r>
         <w:rPr>
           <w:rFonts w:ascii="Times New Roman" w:hAnsi="Times New Roman" w:cs="Times New Roman"/>
         </w:rPr>
+        <w:t xml:space="preserve">. </w:t>
+      </w:r>
+      <w:r>
+        <w:rPr>
+          <w:rFonts w:ascii="Times New Roman" w:hAnsi="Times New Roman" w:cs="Times New Roman" w:hint="eastAsia"/>
+        </w:rPr>
+        <w:t>They</w:t>
+      </w:r>
+      <w:r>
+        <w:rPr>
+          <w:rFonts w:ascii="Times New Roman" w:hAnsi="Times New Roman" w:cs="Times New Roman" w:hint="eastAsia"/>
+        </w:rPr>
         <w:t xml:space="preserve"> </w:t>
       </w:r>
+      <w:r>
+        <w:rPr>
+          <w:rFonts w:ascii="Times New Roman" w:hAnsi="Times New Roman" w:cs="Times New Roman"/>
+        </w:rPr>
+        <w:t>describe the spatial distribution of current infrastructure</w:t>
+      </w:r>
+      <w:r>
+        <w:rPr>
+          <w:rFonts w:ascii="Times New Roman" w:hAnsi="Times New Roman" w:cs="Times New Roman" w:hint="eastAsia"/>
+        </w:rPr>
+        <w:t xml:space="preserve"> and</w:t>
+      </w:r>
+      <w:r>
+        <w:rPr>
+          <w:rFonts w:ascii="Times New Roman" w:hAnsi="Times New Roman" w:cs="Times New Roman"/>
+        </w:rPr>
+        <w:t xml:space="preserve"> reflect the actual occupancy of existing facilities during the September 2025 observation period</w:t>
+      </w:r>
+      <w:r>
+        <w:rPr>
+          <w:rFonts w:ascii="Times New Roman" w:hAnsi="Times New Roman" w:cs="Times New Roman"/>
+        </w:rPr>
+        <w:t xml:space="preserve"> </w:t>
+      </w:r>
       <w:proofErr w:type="spellStart"/>
       <w:r>
         <w:rPr>
           <w:rFonts w:ascii="Times New Roman" w:hAnsi="Times New Roman" w:cs="Times New Roman"/>
         </w:rPr>
+        <w:t>sepelrately</w:t>
+      </w:r>
+      <w:proofErr w:type="spellEnd"/>
+      <w:r>
+        <w:rPr>
+          <w:rFonts w:ascii="Times New Roman" w:hAnsi="Times New Roman" w:cs="Times New Roman"/>
+        </w:rPr>
+        <w:t>. The</w:t>
+      </w:r>
+      <w:r>
+        <w:rPr>
+          <w:rFonts w:ascii="Times New Roman" w:hAnsi="Times New Roman" w:cs="Times New Roman" w:hint="eastAsia"/>
+        </w:rPr>
+        <w:t>y</w:t>
+      </w:r>
+      <w:r>
+        <w:rPr>
+          <w:rFonts w:ascii="Times New Roman" w:hAnsi="Times New Roman" w:cs="Times New Roman"/>
+        </w:rPr>
+        <w:t xml:space="preserve"> were used to construct the </w:t>
+      </w:r>
+      <w:proofErr w:type="spellStart"/>
+      <w:r>
+        <w:rPr>
+          <w:rFonts w:ascii="Times New Roman" w:hAnsi="Times New Roman" w:cs="Times New Roman"/>
+        </w:rPr>
         <w:t>utilisation</w:t>
       </w:r>
       <w:proofErr w:type="spellEnd"/>
@@ -2131,89 +2425,19 @@
         <w:rPr>
           <w:rFonts w:ascii="Times New Roman" w:hAnsi="Times New Roman" w:cs="Times New Roman"/>
         </w:rPr>
-        <w:t xml:space="preserve">. </w:t>
+        <w:t xml:space="preserve"> adjustment in Phase 2 and to identify spatial mismatches between </w:t>
       </w:r>
       <w:r>
         <w:rPr>
           <w:rFonts w:ascii="Times New Roman" w:hAnsi="Times New Roman" w:cs="Times New Roman" w:hint="eastAsia"/>
         </w:rPr>
-        <w:t>They</w:t>
-      </w:r>
-      <w:r>
-        <w:rPr>
-          <w:rFonts w:ascii="Times New Roman" w:hAnsi="Times New Roman" w:cs="Times New Roman" w:hint="eastAsia"/>
+        <w:t>charging</w:t>
+      </w:r>
+      <w:r>
+        <w:rPr>
+          <w:rFonts w:ascii="Times New Roman" w:hAnsi="Times New Roman" w:cs="Times New Roman"/>
         </w:rPr>
         <w:t xml:space="preserve"> </w:t>
-      </w:r>
-      <w:r>
-        <w:rPr>
-          <w:rFonts w:ascii="Times New Roman" w:hAnsi="Times New Roman" w:cs="Times New Roman"/>
-        </w:rPr>
-        <w:t>describe the spatial distribution of current infrastructure</w:t>
-      </w:r>
-      <w:r>
-        <w:rPr>
-          <w:rFonts w:ascii="Times New Roman" w:hAnsi="Times New Roman" w:cs="Times New Roman" w:hint="eastAsia"/>
-        </w:rPr>
-        <w:t xml:space="preserve"> and</w:t>
-      </w:r>
-      <w:r>
-        <w:rPr>
-          <w:rFonts w:ascii="Times New Roman" w:hAnsi="Times New Roman" w:cs="Times New Roman"/>
-        </w:rPr>
-        <w:t xml:space="preserve"> reflect the actual occupancy of existing facilities during the September 2025 observation period</w:t>
-      </w:r>
-      <w:r>
-        <w:rPr>
-          <w:rFonts w:ascii="Times New Roman" w:hAnsi="Times New Roman" w:cs="Times New Roman"/>
-        </w:rPr>
-        <w:t xml:space="preserve"> </w:t>
-      </w:r>
-      <w:proofErr w:type="spellStart"/>
-      <w:r>
-        <w:rPr>
-          <w:rFonts w:ascii="Times New Roman" w:hAnsi="Times New Roman" w:cs="Times New Roman"/>
-        </w:rPr>
-        <w:t>sepelrately</w:t>
-      </w:r>
-      <w:proofErr w:type="spellEnd"/>
-      <w:r>
-        <w:rPr>
-          <w:rFonts w:ascii="Times New Roman" w:hAnsi="Times New Roman" w:cs="Times New Roman"/>
-        </w:rPr>
-        <w:t>. The</w:t>
-      </w:r>
-      <w:r>
-        <w:rPr>
-          <w:rFonts w:ascii="Times New Roman" w:hAnsi="Times New Roman" w:cs="Times New Roman" w:hint="eastAsia"/>
-        </w:rPr>
-        <w:t>y</w:t>
-      </w:r>
-      <w:r>
-        <w:rPr>
-          <w:rFonts w:ascii="Times New Roman" w:hAnsi="Times New Roman" w:cs="Times New Roman"/>
-        </w:rPr>
-        <w:t xml:space="preserve"> were used to construct the </w:t>
-      </w:r>
-      <w:proofErr w:type="spellStart"/>
-      <w:r>
-        <w:rPr>
-          <w:rFonts w:ascii="Times New Roman" w:hAnsi="Times New Roman" w:cs="Times New Roman"/>
-        </w:rPr>
-        <w:t>utilisation</w:t>
-      </w:r>
-      <w:proofErr w:type="spellEnd"/>
-      <w:r>
-        <w:rPr>
-          <w:rFonts w:ascii="Times New Roman" w:hAnsi="Times New Roman" w:cs="Times New Roman"/>
-        </w:rPr>
-        <w:t xml:space="preserve"> adjustment in Phase 2 and to identify spatial mismatches between </w:t>
-      </w:r>
-      <w:r>
-        <w:rPr>
-          <w:rFonts w:ascii="Times New Roman" w:hAnsi="Times New Roman" w:cs="Times New Roman"/>
-        </w:rPr>
-        <w:t xml:space="preserve">estimated </w:t>
       </w:r>
       <w:r>
         <w:rPr>
@@ -2384,14 +2608,14 @@
         <w:rPr>
           <w:rFonts w:ascii="Times New Roman" w:hAnsi="Times New Roman" w:cs="Times New Roman"/>
         </w:rPr>
-        <w:t xml:space="preserve">harging location is a geographical site containing one or more charging devices, while an EVSE is a charging unit that can independently control </w:t>
+        <w:t xml:space="preserve">harging location is a geographical site containing one or more charging devices, while an EVSE is a charging unit that can independently control a charging session and serve one vehicle. This study uses charging location as the </w:t>
       </w:r>
       <w:r>
         <w:rPr>
           <w:rFonts w:ascii="Times New Roman" w:hAnsi="Times New Roman" w:cs="Times New Roman"/>
         </w:rPr>
         <w:lastRenderedPageBreak/>
-        <w:t>a charging session and serve one vehicle. This study uses charging location as the common unit for defining both existing and additional provision</w:t>
+        <w:t>common unit for defining both existing and additional provision</w:t>
       </w:r>
       <w:r>
         <w:rPr>
@@ -2501,14 +2725,12 @@
         </w:rPr>
         <w:t xml:space="preserve">The September 2025 charging-session records were therefore used to calculate EVSE-level </w:t>
       </w:r>
-      <w:proofErr w:type="spellStart"/>
-      <w:r>
-        <w:rPr>
-          <w:rFonts w:ascii="Times New Roman" w:hAnsi="Times New Roman" w:cs="Times New Roman"/>
-        </w:rPr>
-        <w:t>realised</w:t>
-      </w:r>
-      <w:proofErr w:type="spellEnd"/>
+      <w:r>
+        <w:rPr>
+          <w:rFonts w:ascii="Times New Roman" w:hAnsi="Times New Roman" w:cs="Times New Roman" w:hint="eastAsia"/>
+        </w:rPr>
+        <w:t>observed</w:t>
+      </w:r>
       <w:r>
         <w:rPr>
           <w:rFonts w:ascii="Times New Roman" w:hAnsi="Times New Roman" w:cs="Times New Roman"/>
@@ -3005,7 +3227,7 @@
       <w:pPr>
         <w:jc w:val="both"/>
         <w:rPr>
-          <w:rFonts w:ascii="Times New Roman" w:hAnsi="Times New Roman" w:cs="Times New Roman" w:hint="eastAsia"/>
+          <w:rFonts w:ascii="Times New Roman" w:hAnsi="Times New Roman" w:cs="Times New Roman"/>
         </w:rPr>
       </w:pPr>
     </w:p>
@@ -3135,7 +3357,7 @@
     <w:p>
       <w:pPr>
         <w:rPr>
-          <w:rFonts w:ascii="Times New Roman" w:hAnsi="Times New Roman" w:cs="Times New Roman" w:hint="eastAsia"/>
+          <w:rFonts w:ascii="Times New Roman" w:hAnsi="Times New Roman" w:cs="Times New Roman"/>
           <w:color w:val="000000"/>
           <w:sz w:val="17"/>
           <w:szCs w:val="17"/>
@@ -3153,7 +3375,6 @@
         <w:rPr>
           <w:rFonts w:ascii="Times New Roman" w:hAnsi="Times New Roman" w:cs="Times New Roman"/>
         </w:rPr>
-        <w:lastRenderedPageBreak/>
         <w:t xml:space="preserve">LSOA-level </w:t>
       </w:r>
       <w:proofErr w:type="spellStart"/>
@@ -3504,6 +3725,12 @@
         <w:rPr>
           <w:rFonts w:ascii="Times New Roman" w:hAnsi="Times New Roman" w:cs="Times New Roman"/>
         </w:rPr>
+        <w:t>s</w:t>
+      </w:r>
+      <w:r>
+        <w:rPr>
+          <w:rFonts w:ascii="Times New Roman" w:hAnsi="Times New Roman" w:cs="Times New Roman"/>
+        </w:rPr>
         <w:t xml:space="preserve"> </w:t>
       </w:r>
       <w:r>
@@ -3677,7 +3904,7 @@
         <w:rPr>
           <w:rFonts w:ascii="Times New Roman" w:hAnsi="Times New Roman" w:cs="Times New Roman"/>
         </w:rPr>
-        <w:t>Demand Estimation</w:t>
+        <w:t>Charging Demand</w:t>
       </w:r>
       <w:r>
         <w:rPr>
@@ -4328,19 +4555,7 @@
         <w:rPr>
           <w:rFonts w:ascii="Times New Roman" w:hAnsi="Times New Roman" w:cs="Times New Roman"/>
         </w:rPr>
-        <w:t>EV ownership at the LSOA level</w:t>
-      </w:r>
-      <w:r>
-        <w:rPr>
-          <w:rFonts w:ascii="Times New Roman" w:hAnsi="Times New Roman" w:cs="Times New Roman"/>
-        </w:rPr>
-        <w:t xml:space="preserve"> </w:t>
-      </w:r>
-      <w:r>
-        <w:rPr>
-          <w:rFonts w:ascii="Times New Roman" w:hAnsi="Times New Roman" w:cs="Times New Roman"/>
-        </w:rPr>
-        <w:t xml:space="preserve">were unavailable, this study used household vehicle stock to represent the spatial base that may generate future public-charging demand. Census 2021 TS045 provides the number of households in each LSOA with no cars or vans, one, two, or three or more. The “three or more” category was treated as three vehicles, providing a conservative estimate for this group. The average number of vehicles per household, </w:t>
+        <w:t xml:space="preserve">EV ownership at the LSOA level were unavailable, this study used household vehicle stock to represent the spatial base that may generate future public-charging demand. Census 2021 TS045 provides the number of households in each LSOA with no cars or vans, one, two, or three or more. The “three or more” category was treated as three vehicles, providing a conservative estimate for this group. The average number of vehicles per household, </w:t>
       </w:r>
       <m:oMath>
         <m:sSub>
@@ -4418,37 +4633,25 @@
         <w:rPr>
           <w:rFonts w:ascii="Times New Roman" w:hAnsi="Times New Roman" w:cs="Times New Roman"/>
         </w:rPr>
-        <w:t xml:space="preserve">measured at the household level </w:t>
-      </w:r>
-      <w:r>
-        <w:rPr>
-          <w:rFonts w:ascii="Times New Roman" w:hAnsi="Times New Roman" w:cs="Times New Roman"/>
-        </w:rPr>
-        <w:t>(</w:t>
-      </w:r>
-      <w:r>
-        <w:rPr>
-          <w:rFonts w:ascii="Times New Roman" w:hAnsi="Times New Roman" w:cs="Times New Roman"/>
-        </w:rPr>
-        <w:t>JONG, G. D. et al.</w:t>
-      </w:r>
-      <w:r>
-        <w:rPr>
-          <w:rFonts w:ascii="Times New Roman" w:hAnsi="Times New Roman" w:cs="Times New Roman"/>
-        </w:rPr>
-        <w:t xml:space="preserve">, </w:t>
-      </w:r>
-      <w:r>
-        <w:rPr>
-          <w:rFonts w:ascii="Times New Roman" w:hAnsi="Times New Roman" w:cs="Times New Roman"/>
-        </w:rPr>
-        <w:t>2004). Using total population instead would not distinguish between households with and without vehicles, thereby systematically diluting the estimated demand.</w:t>
+        <w:t xml:space="preserve">measured at the household level (JONG, G. D. et al., 2004). Using total population instead would not distinguish between households with and without vehicles, thereby systematically diluting the </w:t>
+      </w:r>
+      <w:r>
+        <w:rPr>
+          <w:rFonts w:ascii="Times New Roman" w:hAnsi="Times New Roman" w:cs="Times New Roman" w:hint="eastAsia"/>
+        </w:rPr>
+        <w:t>charging</w:t>
+      </w:r>
+      <w:r>
+        <w:rPr>
+          <w:rFonts w:ascii="Times New Roman" w:hAnsi="Times New Roman" w:cs="Times New Roman"/>
+        </w:rPr>
+        <w:t xml:space="preserve"> demand.</w:t>
       </w:r>
     </w:p>
     <w:p>
       <w:pPr>
         <w:rPr>
-          <w:rFonts w:ascii="Times New Roman" w:hAnsi="Times New Roman" w:cs="Times New Roman" w:hint="eastAsia"/>
+          <w:rFonts w:ascii="Times New Roman" w:hAnsi="Times New Roman" w:cs="Times New Roman"/>
           <w:color w:val="000000"/>
           <w:sz w:val="17"/>
           <w:szCs w:val="17"/>
@@ -4477,13 +4680,7 @@
           <w:rFonts w:ascii="Times New Roman" w:hAnsi="Times New Roman" w:cs="Times New Roman"/>
         </w:rPr>
         <w:lastRenderedPageBreak/>
-        <w:t xml:space="preserve">Not </w:t>
-      </w:r>
-      <w:r>
-        <w:rPr>
-          <w:rFonts w:ascii="Times New Roman" w:hAnsi="Times New Roman" w:cs="Times New Roman"/>
-        </w:rPr>
-        <w:t>every vehicle needs to be charged every day. This study therefore introduced two charging-</w:t>
+        <w:t>Not every vehicle needs to be charged every day. This study therefore introduced two charging-</w:t>
       </w:r>
       <w:proofErr w:type="spellStart"/>
       <w:r>
@@ -4503,13 +4700,7 @@
         <w:rPr>
           <w:rFonts w:ascii="Times New Roman" w:hAnsi="Times New Roman" w:cs="Times New Roman"/>
         </w:rPr>
-        <w:t>Department for Transport</w:t>
-      </w:r>
-      <w:r>
-        <w:rPr>
-          <w:rFonts w:ascii="Times New Roman" w:hAnsi="Times New Roman" w:cs="Times New Roman"/>
-        </w:rPr>
-        <w:t xml:space="preserve"> (</w:t>
+        <w:t>Department for Transport (</w:t>
       </w:r>
       <w:proofErr w:type="spellStart"/>
       <w:r>
@@ -4535,43 +4726,7 @@
         <w:rPr>
           <w:rFonts w:ascii="Times New Roman" w:hAnsi="Times New Roman" w:cs="Times New Roman"/>
         </w:rPr>
-        <w:t xml:space="preserve"> </w:t>
-      </w:r>
-      <w:r>
-        <w:rPr>
-          <w:rFonts w:ascii="Times New Roman" w:hAnsi="Times New Roman" w:cs="Times New Roman"/>
-        </w:rPr>
-        <w:t xml:space="preserve">Battery </w:t>
-      </w:r>
-      <w:r>
-        <w:rPr>
-          <w:rFonts w:ascii="Times New Roman" w:hAnsi="Times New Roman" w:cs="Times New Roman"/>
-        </w:rPr>
-        <w:t>E</w:t>
-      </w:r>
-      <w:r>
-        <w:rPr>
-          <w:rFonts w:ascii="Times New Roman" w:hAnsi="Times New Roman" w:cs="Times New Roman"/>
-        </w:rPr>
-        <w:t xml:space="preserve">lectric </w:t>
-      </w:r>
-      <w:r>
-        <w:rPr>
-          <w:rFonts w:ascii="Times New Roman" w:hAnsi="Times New Roman" w:cs="Times New Roman"/>
-        </w:rPr>
-        <w:t>V</w:t>
-      </w:r>
-      <w:r>
-        <w:rPr>
-          <w:rFonts w:ascii="Times New Roman" w:hAnsi="Times New Roman" w:cs="Times New Roman"/>
-        </w:rPr>
-        <w:t>ehicle</w:t>
-      </w:r>
-      <w:r>
-        <w:rPr>
-          <w:rFonts w:ascii="Times New Roman" w:hAnsi="Times New Roman" w:cs="Times New Roman"/>
-        </w:rPr>
-        <w:t xml:space="preserve"> (</w:t>
+        <w:t xml:space="preserve"> Battery Electric Vehicle (</w:t>
       </w:r>
       <w:r>
         <w:rPr>
@@ -4766,19 +4921,7 @@
               <w:sz w:val="24"/>
               <w:szCs w:val="24"/>
             </w:rPr>
-            <m:t>≈0.31</m:t>
-          </m:r>
-          <m:r>
-            <m:rPr>
-              <m:sty m:val="p"/>
-            </m:rPr>
-            <w:rPr>
-              <w:rFonts w:ascii="Cambria Math" w:hAnsi="Cambria Math"/>
-              <w:color w:val="auto"/>
-              <w:sz w:val="24"/>
-              <w:szCs w:val="24"/>
-            </w:rPr>
-            <m:t xml:space="preserve">     </m:t>
+            <m:t xml:space="preserve">≈0.31     </m:t>
           </m:r>
           <m:sSub>
             <m:sSubPr>
@@ -4928,19 +5071,7 @@
               <w:sz w:val="24"/>
               <w:szCs w:val="24"/>
             </w:rPr>
-            <m:t>≈0.4</m:t>
-          </m:r>
-          <m:r>
-            <m:rPr>
-              <m:sty m:val="p"/>
-            </m:rPr>
-            <w:rPr>
-              <w:rFonts w:ascii="Cambria Math" w:hAnsi="Cambria Math"/>
-              <w:color w:val="auto"/>
-              <w:sz w:val="24"/>
-              <w:szCs w:val="24"/>
-            </w:rPr>
-            <m:t>1</m:t>
+            <m:t>≈0.41</m:t>
           </m:r>
         </m:oMath>
       </m:oMathPara>
@@ -5193,19 +5324,11 @@
         </w:rPr>
         <w:t xml:space="preserve"> </w:t>
       </w:r>
-      <w:proofErr w:type="gramStart"/>
-      <w:r>
-        <w:rPr>
-          <w:rFonts w:ascii="Times New Roman" w:hAnsi="Times New Roman" w:cs="Times New Roman"/>
-        </w:rPr>
-        <w:t>This</w:t>
-      </w:r>
-      <w:proofErr w:type="gramEnd"/>
-      <w:r>
-        <w:rPr>
-          <w:rFonts w:ascii="Times New Roman" w:hAnsi="Times New Roman" w:cs="Times New Roman"/>
-        </w:rPr>
-        <w:t xml:space="preserve"> approach follows the general logic used by He et al. (2022), who converted EV demand into daily public-charging demand using charging frequency and the public-charging share. However, their underlying demand was derived from an EV purchase survey. As </w:t>
+      <w:r>
+        <w:rPr>
+          <w:rFonts w:ascii="Times New Roman" w:hAnsi="Times New Roman" w:cs="Times New Roman"/>
+        </w:rPr>
+        <w:t xml:space="preserve">This approach follows the general logic used by He et al. (2022), who converted EV demand into daily public-charging demand using charging frequency and the public-charging share. However, their underlying demand was derived from an EV purchase survey. As </w:t>
       </w:r>
       <m:oMath>
         <m:sSub>
@@ -5450,6 +5573,12 @@
         <w:rPr>
           <w:rFonts w:ascii="Times New Roman" w:hAnsi="Times New Roman" w:cs="Times New Roman"/>
         </w:rPr>
+        <w:t>s</w:t>
+      </w:r>
+      <w:r>
+        <w:rPr>
+          <w:rFonts w:ascii="Times New Roman" w:hAnsi="Times New Roman" w:cs="Times New Roman"/>
+        </w:rPr>
         <w:t xml:space="preserve"> that exist but were not used” and “no </w:t>
       </w:r>
       <w:r>
@@ -5468,7 +5597,7 @@
     <w:p>
       <w:pPr>
         <w:rPr>
-          <w:rFonts w:ascii="Times New Roman" w:hAnsi="Times New Roman" w:cs="Times New Roman" w:hint="eastAsia"/>
+          <w:rFonts w:ascii="Times New Roman" w:hAnsi="Times New Roman" w:cs="Times New Roman"/>
           <w:color w:val="000000"/>
           <w:sz w:val="17"/>
           <w:szCs w:val="17"/>
@@ -5612,13 +5741,7 @@
         <w:rPr>
           <w:rFonts w:ascii="Times New Roman" w:hAnsi="Times New Roman" w:cs="Times New Roman"/>
         </w:rPr>
-        <w:t xml:space="preserve"> </w:t>
-      </w:r>
-      <w:r>
-        <w:rPr>
-          <w:rFonts w:ascii="Times New Roman" w:hAnsi="Times New Roman" w:cs="Times New Roman"/>
-        </w:rPr>
-        <w:t>=0, 0.1,</w:t>
+        <w:t xml:space="preserve"> =0, 0.1,</w:t>
       </w:r>
       <w:r>
         <w:rPr>
@@ -5644,51 +5767,45 @@
         <w:rPr>
           <w:rFonts w:ascii="Times New Roman" w:hAnsi="Times New Roman" w:cs="Times New Roman"/>
         </w:rPr>
+        <w:t xml:space="preserve"> =</w:t>
+      </w:r>
+      <w:proofErr w:type="gramStart"/>
+      <w:r>
+        <w:rPr>
+          <w:rFonts w:ascii="Times New Roman" w:hAnsi="Times New Roman" w:cs="Times New Roman"/>
+        </w:rPr>
+        <w:t>0</w:t>
+      </w:r>
+      <w:r>
+        <w:rPr>
+          <w:rFonts w:ascii="Times New Roman" w:hAnsi="Times New Roman" w:cs="Times New Roman" w:hint="eastAsia"/>
+        </w:rPr>
         <w:t xml:space="preserve"> </w:t>
       </w:r>
       <w:r>
         <w:rPr>
           <w:rFonts w:ascii="Times New Roman" w:hAnsi="Times New Roman" w:cs="Times New Roman"/>
         </w:rPr>
-        <w:t>=</w:t>
-      </w:r>
-      <w:proofErr w:type="gramStart"/>
-      <w:r>
-        <w:rPr>
-          <w:rFonts w:ascii="Times New Roman" w:hAnsi="Times New Roman" w:cs="Times New Roman"/>
-        </w:rPr>
-        <w:t>0</w:t>
+        <w:t>,</w:t>
+      </w:r>
+      <w:proofErr w:type="gramEnd"/>
+      <w:r>
+        <w:rPr>
+          <w:rFonts w:ascii="Times New Roman" w:hAnsi="Times New Roman" w:cs="Times New Roman"/>
+        </w:rPr>
+        <w:t xml:space="preserve"> no additional weight is given to income deprivation in the </w:t>
       </w:r>
       <w:r>
         <w:rPr>
           <w:rFonts w:ascii="Times New Roman" w:hAnsi="Times New Roman" w:cs="Times New Roman" w:hint="eastAsia"/>
         </w:rPr>
-        <w:t xml:space="preserve"> </w:t>
-      </w:r>
-      <w:r>
-        <w:rPr>
-          <w:rFonts w:ascii="Times New Roman" w:hAnsi="Times New Roman" w:cs="Times New Roman"/>
-        </w:rPr>
-        <w:t>,</w:t>
-      </w:r>
-      <w:proofErr w:type="gramEnd"/>
-      <w:r>
-        <w:rPr>
-          <w:rFonts w:ascii="Times New Roman" w:hAnsi="Times New Roman" w:cs="Times New Roman"/>
-        </w:rPr>
-        <w:t xml:space="preserve"> no additional weight is given to income deprivation in the demand </w:t>
-      </w:r>
-      <w:r>
-        <w:rPr>
-          <w:rFonts w:ascii="Times New Roman" w:hAnsi="Times New Roman" w:cs="Times New Roman" w:hint="eastAsia"/>
-        </w:rPr>
-        <w:t>estimation</w:t>
-      </w:r>
-      <w:r>
-        <w:rPr>
-          <w:rFonts w:ascii="Times New Roman" w:hAnsi="Times New Roman" w:cs="Times New Roman"/>
-        </w:rPr>
-        <w:t xml:space="preserve">, providing an unweighted baseline. As </w:t>
+        <w:t xml:space="preserve">charging </w:t>
+      </w:r>
+      <w:r>
+        <w:rPr>
+          <w:rFonts w:ascii="Times New Roman" w:hAnsi="Times New Roman" w:cs="Times New Roman"/>
+        </w:rPr>
+        <w:t xml:space="preserve">demand, providing an unweighted baseline. As </w:t>
       </w:r>
       <m:oMath>
         <m:r>
@@ -5702,25 +5819,19 @@
         <w:rPr>
           <w:rFonts w:ascii="Times New Roman" w:hAnsi="Times New Roman" w:cs="Times New Roman"/>
         </w:rPr>
-        <w:t xml:space="preserve"> increases, income-deprived LSOAs receive higher relative weights in the demand </w:t>
+        <w:t xml:space="preserve"> increases, income-deprived LSOAs receive higher relative weights in the </w:t>
       </w:r>
       <w:r>
         <w:rPr>
           <w:rFonts w:ascii="Times New Roman" w:hAnsi="Times New Roman" w:cs="Times New Roman" w:hint="eastAsia"/>
         </w:rPr>
-        <w:t>estimation</w:t>
-      </w:r>
-      <w:r>
-        <w:rPr>
-          <w:rFonts w:ascii="Times New Roman" w:hAnsi="Times New Roman" w:cs="Times New Roman"/>
-        </w:rPr>
-        <w:t>. This adjustment changes the planning priority assigned to these areas in the subsequent spatial optimisation. Therefore,</w:t>
-      </w:r>
-      <w:r>
-        <w:rPr>
-          <w:rFonts w:ascii="Times New Roman" w:hAnsi="Times New Roman" w:cs="Times New Roman"/>
-        </w:rPr>
-        <w:t xml:space="preserve"> </w:t>
+        <w:t xml:space="preserve">charging </w:t>
+      </w:r>
+      <w:r>
+        <w:rPr>
+          <w:rFonts w:ascii="Times New Roman" w:hAnsi="Times New Roman" w:cs="Times New Roman"/>
+        </w:rPr>
+        <w:t xml:space="preserve">demand. This adjustment changes the planning priority assigned to these areas in the subsequent spatial optimisation. Therefore, </w:t>
       </w:r>
       <m:oMath>
         <m:r>
@@ -5829,7 +5940,7 @@
       <w:pPr>
         <w:pStyle w:val="font-claude-response-body"/>
         <w:rPr>
-          <w:rFonts w:ascii="Times New Roman" w:hAnsi="Times New Roman" w:cs="Times New Roman" w:hint="eastAsia"/>
+          <w:rFonts w:ascii="Times New Roman" w:hAnsi="Times New Roman" w:cs="Times New Roman"/>
         </w:rPr>
       </w:pPr>
       <w:r>
@@ -6618,15 +6729,91 @@
                       </w:rPr>
                       <m:t>&lt;</m:t>
                     </m:r>
-                    <m:r>
-                      <m:rPr>
-                        <m:sty m:val="p"/>
-                      </m:rPr>
-                      <w:rPr>
-                        <w:rFonts w:ascii="Cambria Math" w:hAnsi="Cambria Math" w:cs="Times New Roman"/>
-                      </w:rPr>
-                      <m:t>c</m:t>
-                    </m:r>
+                    <m:sSup>
+                      <m:sSupPr>
+                        <m:ctrlPr>
+                          <w:rPr>
+                            <w:rFonts w:ascii="Cambria Math" w:hAnsi="Cambria Math" w:cs="Times New Roman"/>
+                          </w:rPr>
+                        </m:ctrlPr>
+                      </m:sSupPr>
+                      <m:e>
+                        <m:acc>
+                          <m:accPr>
+                            <m:chr m:val="̃"/>
+                            <m:ctrlPr>
+                              <w:rPr>
+                                <w:rFonts w:ascii="Cambria Math" w:hAnsi="Cambria Math" w:cs="Times New Roman"/>
+                              </w:rPr>
+                            </m:ctrlPr>
+                          </m:accPr>
+                          <m:e>
+                            <m:sSub>
+                              <m:sSubPr>
+                                <m:ctrlPr>
+                                  <w:rPr>
+                                    <w:rFonts w:ascii="Cambria Math" w:hAnsi="Cambria Math" w:cs="Times New Roman"/>
+                                  </w:rPr>
+                                </m:ctrlPr>
+                              </m:sSubPr>
+                              <m:e>
+                                <m:r>
+                                  <w:rPr>
+                                    <w:rFonts w:ascii="Cambria Math" w:hAnsi="Cambria Math" w:cs="Times New Roman"/>
+                                  </w:rPr>
+                                  <m:t>u</m:t>
+                                </m:r>
+                              </m:e>
+                              <m:sub>
+                                <m:r>
+                                  <w:rPr>
+                                    <w:rFonts w:ascii="Cambria Math" w:hAnsi="Cambria Math" w:cs="Times New Roman"/>
+                                  </w:rPr>
+                                  <m:t>i</m:t>
+                                </m:r>
+                              </m:sub>
+                            </m:sSub>
+                          </m:e>
+                        </m:acc>
+                      </m:e>
+                      <m:sup>
+                        <m:r>
+                          <m:rPr>
+                            <m:nor/>
+                          </m:rPr>
+                          <w:rPr>
+                            <w:rFonts w:ascii="Times New Roman" w:hAnsi="Times New Roman" w:cs="Times New Roman"/>
+                          </w:rPr>
+                          <m:t> </m:t>
+                        </m:r>
+                        <m:d>
+                          <m:dPr>
+                            <m:ctrlPr>
+                              <w:rPr>
+                                <w:rFonts w:ascii="Cambria Math" w:hAnsi="Cambria Math" w:cs="Times New Roman"/>
+                              </w:rPr>
+                            </m:ctrlPr>
+                          </m:dPr>
+                          <m:e>
+                            <m:r>
+                              <w:rPr>
+                                <w:rFonts w:ascii="Cambria Math" w:hAnsi="Cambria Math" w:cs="Times New Roman"/>
+                              </w:rPr>
+                              <m:t>e</m:t>
+                            </m:r>
+                            <m:r>
+                              <m:rPr>
+                                <m:sty m:val="p"/>
+                              </m:rPr>
+                              <w:rPr>
+                                <w:rFonts w:ascii="Cambria Math" w:hAnsi="Cambria Math" w:cs="Times New Roman"/>
+                              </w:rPr>
+                              <m:t>&gt;0</m:t>
+                            </m:r>
+                          </m:e>
+                        </m:d>
+                      </m:sup>
+                    </m:sSup>
                   </m:e>
                 </m:mr>
               </m:m>
@@ -6917,7 +7104,31 @@
         <w:rPr>
           <w:rFonts w:ascii="Times New Roman" w:hAnsi="Times New Roman" w:cs="Times New Roman"/>
         </w:rPr>
-        <w:t>After measuring existing charging provision and estimating equity-adjusted demand, Phase 3 integrated the</w:t>
+        <w:t xml:space="preserve">After measuring existing charging provision and </w:t>
+      </w:r>
+      <w:r>
+        <w:rPr>
+          <w:rFonts w:ascii="Times New Roman" w:hAnsi="Times New Roman" w:cs="Times New Roman" w:hint="eastAsia"/>
+        </w:rPr>
+        <w:t>constructing</w:t>
+      </w:r>
+      <w:r>
+        <w:rPr>
+          <w:rFonts w:ascii="Times New Roman" w:hAnsi="Times New Roman" w:cs="Times New Roman"/>
+        </w:rPr>
+        <w:t xml:space="preserve"> equity-adjusted </w:t>
+      </w:r>
+      <w:r>
+        <w:rPr>
+          <w:rFonts w:ascii="Times New Roman" w:hAnsi="Times New Roman" w:cs="Times New Roman" w:hint="eastAsia"/>
+        </w:rPr>
+        <w:t xml:space="preserve">charging </w:t>
+      </w:r>
+      <w:r>
+        <w:rPr>
+          <w:rFonts w:ascii="Times New Roman" w:hAnsi="Times New Roman" w:cs="Times New Roman"/>
+        </w:rPr>
+        <w:t>demand, Phase 3 integrated the</w:t>
       </w:r>
       <w:r>
         <w:rPr>
@@ -6929,28 +7140,28 @@
         <w:rPr>
           <w:rFonts w:ascii="Times New Roman" w:hAnsi="Times New Roman" w:cs="Times New Roman"/>
         </w:rPr>
-        <w:t xml:space="preserve"> two types of information into a p-median location–allocation model. The aim was to determine the spatial allocation of additional public charging provision across Greater London LSOAs, given a fixed total amount of additional </w:t>
+        <w:t xml:space="preserve"> two types of information into a p-median location–allocation model. The aim was to determine the spatial allocation of additional public charging provision across Greater London LSOAs, given a fixed total amount of additional provision. The model was formulated as a Mixed-Integer Linear </w:t>
+      </w:r>
+      <w:proofErr w:type="spellStart"/>
+      <w:r>
+        <w:rPr>
+          <w:rFonts w:ascii="Times New Roman" w:hAnsi="Times New Roman" w:cs="Times New Roman"/>
+        </w:rPr>
+        <w:t>Programme</w:t>
+      </w:r>
+      <w:proofErr w:type="spellEnd"/>
+      <w:r>
+        <w:rPr>
+          <w:rFonts w:ascii="Times New Roman" w:hAnsi="Times New Roman" w:cs="Times New Roman"/>
+        </w:rPr>
+        <w:t xml:space="preserve"> </w:t>
       </w:r>
       <w:r>
         <w:rPr>
           <w:rFonts w:ascii="Times New Roman" w:hAnsi="Times New Roman" w:cs="Times New Roman"/>
         </w:rPr>
         <w:lastRenderedPageBreak/>
-        <w:t xml:space="preserve">provision. The model was formulated as a Mixed-Integer Linear </w:t>
-      </w:r>
-      <w:proofErr w:type="spellStart"/>
-      <w:r>
-        <w:rPr>
-          <w:rFonts w:ascii="Times New Roman" w:hAnsi="Times New Roman" w:cs="Times New Roman"/>
-        </w:rPr>
-        <w:t>Programme</w:t>
-      </w:r>
-      <w:proofErr w:type="spellEnd"/>
-      <w:r>
-        <w:rPr>
-          <w:rFonts w:ascii="Times New Roman" w:hAnsi="Times New Roman" w:cs="Times New Roman"/>
-        </w:rPr>
-        <w:t xml:space="preserve"> (MILP), with allocation decisions made at the LSOA level. By </w:t>
+        <w:t xml:space="preserve">(MILP), with allocation decisions made at the LSOA level. By </w:t>
       </w:r>
       <w:proofErr w:type="spellStart"/>
       <w:r>
@@ -6978,13 +7189,7 @@
         <w:rPr>
           <w:rFonts w:ascii="Times New Roman" w:hAnsi="Times New Roman" w:cs="Times New Roman"/>
         </w:rPr>
-        <w:t xml:space="preserve"> </w:t>
-      </w:r>
-      <w:r>
-        <w:rPr>
-          <w:rFonts w:ascii="Times New Roman" w:hAnsi="Times New Roman" w:cs="Times New Roman"/>
-        </w:rPr>
-        <w:t>&gt;0, income-deprived LSOAs received higher demand weights. Assigning their demand to more distant provision therefore resulted in a higher objective cost. Equity was thus incorporated into the optimisation through demand weighting.</w:t>
+        <w:t xml:space="preserve"> &gt;0, income-deprived LSOAs received higher demand weights. Assigning their demand to more distant provision therefore resulted in a higher objective cost. Equity was thus incorporated into the optimisation through demand weighting.</w:t>
       </w:r>
     </w:p>
     <w:p>
@@ -7545,8 +7750,8 @@
               </m:sub>
               <m:sup/>
               <m:e>
-                <m:sSubSup>
-                  <m:sSubSupPr>
+                <m:sSub>
+                  <m:sSubPr>
                     <m:ctrlPr>
                       <w:rPr>
                         <w:rFonts w:ascii="Cambria Math" w:hAnsi="Cambria Math"/>
@@ -7555,7 +7760,7 @@
                         <w:szCs w:val="24"/>
                       </w:rPr>
                     </m:ctrlPr>
-                  </m:sSubSupPr>
+                  </m:sSubPr>
                   <m:e>
                     <m:r>
                       <w:rPr>
@@ -7578,35 +7783,30 @@
                       <m:t>i</m:t>
                     </m:r>
                   </m:sub>
-                  <m:sup>
-                    <m:d>
-                      <m:dPr>
-                        <m:ctrlPr>
-                          <w:rPr>
-                            <w:rFonts w:ascii="Cambria Math" w:hAnsi="Cambria Math"/>
-                            <w:color w:val="auto"/>
-                            <w:sz w:val="24"/>
-                            <w:szCs w:val="24"/>
-                          </w:rPr>
-                        </m:ctrlPr>
-                      </m:dPr>
-                      <m:e>
-                        <m:r>
-                          <m:rPr>
-                            <m:sty m:val="p"/>
-                          </m:rPr>
-                          <w:rPr>
-                            <w:rFonts w:ascii="Cambria Math" w:hAnsi="Cambria Math"/>
-                            <w:color w:val="auto"/>
-                            <w:sz w:val="24"/>
-                            <w:szCs w:val="24"/>
-                          </w:rPr>
-                          <m:t>0</m:t>
-                        </m:r>
-                      </m:e>
-                    </m:d>
-                  </m:sup>
-                </m:sSubSup>
+                </m:sSub>
+                <m:d>
+                  <m:dPr>
+                    <m:ctrlPr>
+                      <w:rPr>
+                        <w:rFonts w:ascii="Cambria Math" w:hAnsi="Cambria Math"/>
+                        <w:color w:val="auto"/>
+                        <w:sz w:val="24"/>
+                        <w:szCs w:val="24"/>
+                      </w:rPr>
+                    </m:ctrlPr>
+                  </m:dPr>
+                  <m:e>
+                    <m:r>
+                      <w:rPr>
+                        <w:rFonts w:ascii="Cambria Math" w:hAnsi="Cambria Math"/>
+                        <w:color w:val="auto"/>
+                        <w:sz w:val="24"/>
+                        <w:szCs w:val="24"/>
+                      </w:rPr>
+                      <m:t>0</m:t>
+                    </m:r>
+                  </m:e>
+                </m:d>
               </m:e>
             </m:nary>
           </m:num>
@@ -7732,31 +7932,7 @@
             <w:sz w:val="24"/>
             <w:szCs w:val="24"/>
           </w:rPr>
-          <m:t>≈13.17</m:t>
-        </m:r>
-        <m:r>
-          <m:rPr>
-            <m:sty m:val="p"/>
-          </m:rPr>
-          <w:rPr>
-            <w:rFonts w:ascii="Cambria Math" w:hAnsi="Cambria Math"/>
-            <w:color w:val="auto"/>
-            <w:sz w:val="24"/>
-            <w:szCs w:val="24"/>
-          </w:rPr>
-          <m:t xml:space="preserve"> </m:t>
-        </m:r>
-        <m:r>
-          <m:rPr>
-            <m:sty m:val="p"/>
-          </m:rPr>
-          <w:rPr>
-            <w:rFonts w:ascii="Cambria Math" w:hAnsi="Cambria Math"/>
-            <w:color w:val="auto"/>
-            <w:sz w:val="24"/>
-            <w:szCs w:val="24"/>
-          </w:rPr>
-          <m:t xml:space="preserve"> </m:t>
+          <m:t xml:space="preserve">≈13.18  </m:t>
         </m:r>
         <m:sSub>
           <m:sSubPr>
@@ -8099,16 +8275,7 @@
           <w:sz w:val="24"/>
           <w:szCs w:val="24"/>
         </w:rPr>
-        <w:t xml:space="preserve">To control the computational size of the Greater London-wide model, only the (k) nearest candidate allocation nodes were retained for each demand node. Here, (k) is a </w:t>
-      </w:r>
-      <w:r>
-        <w:rPr>
-          <w:color w:val="auto"/>
-          <w:sz w:val="24"/>
-          <w:szCs w:val="24"/>
-        </w:rPr>
-        <w:lastRenderedPageBreak/>
-        <w:t xml:space="preserve">computational </w:t>
+        <w:t xml:space="preserve">To control the computational size of the Greater London-wide model, only the (k) nearest candidate allocation nodes were retained for each demand node. Here, (k) is a computational </w:t>
       </w:r>
       <w:proofErr w:type="spellStart"/>
       <w:r>
@@ -9070,8 +9237,8 @@
             </m:sub>
             <m:sup/>
             <m:e>
-              <m:sSubSup>
-                <m:sSubSupPr>
+              <m:sSub>
+                <m:sSubPr>
                   <m:ctrlPr>
                     <w:rPr>
                       <w:rFonts w:ascii="Cambria Math" w:hAnsi="Cambria Math"/>
@@ -9080,7 +9247,7 @@
                       <w:szCs w:val="24"/>
                     </w:rPr>
                   </m:ctrlPr>
-                </m:sSubSupPr>
+                </m:sSubPr>
                 <m:e>
                   <m:r>
                     <w:rPr>
@@ -9103,7 +9270,19 @@
                     <m:t>i</m:t>
                   </m:r>
                 </m:sub>
-                <m:sup>
+              </m:sSub>
+              <m:d>
+                <m:dPr>
+                  <m:ctrlPr>
+                    <w:rPr>
+                      <w:rFonts w:ascii="Cambria Math" w:hAnsi="Cambria Math"/>
+                      <w:color w:val="auto"/>
+                      <w:sz w:val="24"/>
+                      <w:szCs w:val="24"/>
+                    </w:rPr>
+                  </m:ctrlPr>
+                </m:dPr>
+                <m:e>
                   <m:r>
                     <w:rPr>
                       <w:rFonts w:ascii="Cambria Math" w:hAnsi="Cambria Math"/>
@@ -9113,8 +9292,8 @@
                     </w:rPr>
                     <m:t>α</m:t>
                   </m:r>
-                </m:sup>
-              </m:sSubSup>
+                </m:e>
+              </m:d>
             </m:e>
           </m:nary>
           <m:sSub>
@@ -9733,7 +9912,7 @@
               <w:sz w:val="24"/>
               <w:szCs w:val="24"/>
             </w:rPr>
-            <m:t>∈Z</m:t>
+            <m:t>∈Z≥</m:t>
           </m:r>
           <m:r>
             <m:rPr>
@@ -9745,7 +9924,7 @@
               <w:sz w:val="24"/>
               <w:szCs w:val="24"/>
             </w:rPr>
-            <m:t>≥0,  0≤</m:t>
+            <m:t>0,  0≤</m:t>
           </m:r>
           <m:sSub>
             <m:sSubPr>
@@ -9992,20 +10171,11 @@
           <w:sz w:val="24"/>
           <w:szCs w:val="24"/>
         </w:rPr>
-        <w:t xml:space="preserve">For the same distance, </w:t>
-      </w:r>
-      <w:r>
-        <w:rPr>
-          <w:color w:val="auto"/>
-          <w:sz w:val="24"/>
-          <w:szCs w:val="24"/>
-        </w:rPr>
-        <w:lastRenderedPageBreak/>
-        <w:t xml:space="preserve">an LSOA with a higher </w:t>
+        <w:t xml:space="preserve">For the same distance, an LSOA with a higher </w:t>
       </w:r>
       <m:oMath>
-        <m:sSubSup>
-          <m:sSubSupPr>
+        <m:sSub>
+          <m:sSubPr>
             <m:ctrlPr>
               <w:rPr>
                 <w:rFonts w:ascii="Cambria Math" w:hAnsi="Cambria Math"/>
@@ -10014,7 +10184,7 @@
                 <w:szCs w:val="24"/>
               </w:rPr>
             </m:ctrlPr>
-          </m:sSubSupPr>
+          </m:sSubPr>
           <m:e>
             <m:r>
               <w:rPr>
@@ -10037,18 +10207,30 @@
               <m:t>i</m:t>
             </m:r>
           </m:sub>
-          <m:sup>
-            <m:r>
+        </m:sSub>
+        <m:d>
+          <m:dPr>
+            <m:ctrlPr>
               <w:rPr>
                 <w:rFonts w:ascii="Cambria Math" w:hAnsi="Cambria Math"/>
                 <w:color w:val="auto"/>
                 <w:sz w:val="24"/>
                 <w:szCs w:val="24"/>
               </w:rPr>
+            </m:ctrlPr>
+          </m:dPr>
+          <m:e>
+            <m:r>
+              <w:rPr>
+                <w:rFonts w:ascii="Cambria Math" w:hAnsi="Cambria Math"/>
+                <w:color w:val="auto"/>
+                <w:sz w:val="24"/>
+                <w:szCs w:val="24"/>
+              </w:rPr>
               <m:t>α</m:t>
             </m:r>
-          </m:sup>
-        </m:sSubSup>
+          </m:e>
+        </m:d>
       </m:oMath>
       <w:r>
         <w:rPr>
@@ -10117,31 +10299,16 @@
           <w:sz w:val="24"/>
           <w:szCs w:val="24"/>
         </w:rPr>
-        <w:t>Without this penalty, the model could reduce spatial allocation costs by leaving demand unserved rather than assigning it to available capacity. </w:t>
-      </w:r>
-      <w:r>
-        <w:rPr>
-          <w:color w:val="auto"/>
-          <w:sz w:val="24"/>
-          <w:szCs w:val="24"/>
-        </w:rPr>
-        <w:t>T</w:t>
-      </w:r>
-      <w:r>
-        <w:rPr>
-          <w:color w:val="auto"/>
-          <w:sz w:val="24"/>
-          <w:szCs w:val="24"/>
-        </w:rPr>
-        <w:t>o avoid this,</w:t>
-      </w:r>
-      <w:r>
-        <w:rPr>
-          <w:color w:val="auto"/>
-          <w:sz w:val="24"/>
-          <w:szCs w:val="24"/>
-        </w:rPr>
-        <w:t xml:space="preserve"> </w:t>
+        <w:t xml:space="preserve">Without this penalty, the model </w:t>
+      </w:r>
+      <w:r>
+        <w:rPr>
+          <w:color w:val="auto"/>
+          <w:sz w:val="24"/>
+          <w:szCs w:val="24"/>
+        </w:rPr>
+        <w:lastRenderedPageBreak/>
+        <w:t xml:space="preserve">could reduce spatial allocation costs by leaving demand unserved rather than assigning it to available capacity. To avoid this, </w:t>
       </w:r>
       <m:oMath>
         <m:r>
@@ -10160,15 +10327,7 @@
           <w:sz w:val="24"/>
           <w:szCs w:val="24"/>
         </w:rPr>
-        <w:t xml:space="preserve"> </w:t>
-      </w:r>
-      <w:r>
-        <w:rPr>
-          <w:color w:val="auto"/>
-          <w:sz w:val="24"/>
-          <w:szCs w:val="24"/>
-        </w:rPr>
-        <w:t>was set slightly above the maximum</w:t>
+        <w:t xml:space="preserve"> was set slightly above the maximum</w:t>
       </w:r>
       <w:r>
         <w:rPr>
@@ -10368,19 +10527,7 @@
         <w:rPr>
           <w:rFonts w:ascii="Times New Roman" w:hAnsi="Times New Roman" w:cs="Times New Roman"/>
         </w:rPr>
-        <w:t xml:space="preserve">, whenever </w:t>
-      </w:r>
-      <w:r>
-        <w:rPr>
-          <w:rFonts w:ascii="Times New Roman" w:hAnsi="Times New Roman" w:cs="Times New Roman"/>
-        </w:rPr>
-        <w:t>investment</w:t>
-      </w:r>
-      <w:r>
-        <w:rPr>
-          <w:rFonts w:ascii="Times New Roman" w:hAnsi="Times New Roman" w:cs="Times New Roman"/>
-        </w:rPr>
-        <w:t xml:space="preserve"> capacity is available, the model </w:t>
+        <w:t xml:space="preserve">, whenever investment capacity is available, the model </w:t>
       </w:r>
       <w:proofErr w:type="spellStart"/>
       <w:r>
@@ -10429,15 +10576,15 @@
           <w:sz w:val="24"/>
           <w:szCs w:val="24"/>
         </w:rPr>
-        <w:t xml:space="preserve">estimated </w:t>
-      </w:r>
-      <w:r>
-        <w:rPr>
-          <w:color w:val="auto"/>
-          <w:sz w:val="24"/>
-          <w:szCs w:val="24"/>
-        </w:rPr>
-        <w:t xml:space="preserve">demand that LSOA </w:t>
+        <w:t>charging</w:t>
+      </w:r>
+      <w:r>
+        <w:rPr>
+          <w:color w:val="auto"/>
+          <w:sz w:val="24"/>
+          <w:szCs w:val="24"/>
+        </w:rPr>
+        <w:t xml:space="preserve"> demand that LSOA </w:t>
       </w:r>
       <m:oMath>
         <m:r>
@@ -10569,8 +10716,8 @@
         <w:t xml:space="preserve">converts this provision into the same model scale as </w:t>
       </w:r>
       <m:oMath>
-        <m:sSubSup>
-          <m:sSubSupPr>
+        <m:sSub>
+          <m:sSubPr>
             <m:ctrlPr>
               <w:rPr>
                 <w:rFonts w:ascii="Cambria Math" w:hAnsi="Cambria Math"/>
@@ -10579,7 +10726,7 @@
                 <w:szCs w:val="24"/>
               </w:rPr>
             </m:ctrlPr>
-          </m:sSubSupPr>
+          </m:sSubPr>
           <m:e>
             <m:r>
               <w:rPr>
@@ -10602,18 +10749,30 @@
               <m:t>i</m:t>
             </m:r>
           </m:sub>
-          <m:sup>
-            <m:r>
+        </m:sSub>
+        <m:d>
+          <m:dPr>
+            <m:ctrlPr>
               <w:rPr>
                 <w:rFonts w:ascii="Cambria Math" w:hAnsi="Cambria Math"/>
                 <w:color w:val="auto"/>
                 <w:sz w:val="24"/>
                 <w:szCs w:val="24"/>
               </w:rPr>
+            </m:ctrlPr>
+          </m:dPr>
+          <m:e>
+            <m:r>
+              <w:rPr>
+                <w:rFonts w:ascii="Cambria Math" w:hAnsi="Cambria Math"/>
+                <w:color w:val="auto"/>
+                <w:sz w:val="24"/>
+                <w:szCs w:val="24"/>
+              </w:rPr>
               <m:t>α</m:t>
             </m:r>
-          </m:sup>
-        </m:sSubSup>
+          </m:e>
+        </m:d>
       </m:oMath>
       <w:r>
         <w:rPr>
@@ -10687,15 +10846,7 @@
           <w:sz w:val="24"/>
           <w:szCs w:val="24"/>
         </w:rPr>
-        <w:t xml:space="preserve"> is a model-scale calibration rather than an estimate of actual charging throughput, its effect was examined through sensitivity testing.</w:t>
-      </w:r>
-      <w:r>
-        <w:rPr>
-          <w:color w:val="auto"/>
-          <w:sz w:val="24"/>
-          <w:szCs w:val="24"/>
-        </w:rPr>
-        <w:t xml:space="preserve"> </w:t>
+        <w:t xml:space="preserve"> is a model-scale calibration rather than an estimate of actual charging throughput, its effect was examined through sensitivity testing. </w:t>
       </w:r>
       <w:r>
         <w:rPr>
@@ -10803,8 +10954,8 @@
               </m:sub>
               <m:sup/>
               <m:e>
-                <m:sSubSup>
-                  <m:sSubSupPr>
+                <m:sSub>
+                  <m:sSubPr>
                     <m:ctrlPr>
                       <w:rPr>
                         <w:rFonts w:ascii="Cambria Math" w:hAnsi="Cambria Math"/>
@@ -10813,7 +10964,7 @@
                         <w:szCs w:val="24"/>
                       </w:rPr>
                     </m:ctrlPr>
-                  </m:sSubSupPr>
+                  </m:sSubPr>
                   <m:e>
                     <m:r>
                       <w:rPr>
@@ -10836,35 +10987,30 @@
                       <m:t>i</m:t>
                     </m:r>
                   </m:sub>
-                  <m:sup>
-                    <m:d>
-                      <m:dPr>
-                        <m:ctrlPr>
-                          <w:rPr>
-                            <w:rFonts w:ascii="Cambria Math" w:hAnsi="Cambria Math"/>
-                            <w:color w:val="auto"/>
-                            <w:sz w:val="24"/>
-                            <w:szCs w:val="24"/>
-                          </w:rPr>
-                        </m:ctrlPr>
-                      </m:dPr>
-                      <m:e>
-                        <m:r>
-                          <m:rPr>
-                            <m:sty m:val="p"/>
-                          </m:rPr>
-                          <w:rPr>
-                            <w:rFonts w:ascii="Cambria Math" w:hAnsi="Cambria Math"/>
-                            <w:color w:val="auto"/>
-                            <w:sz w:val="24"/>
-                            <w:szCs w:val="24"/>
-                          </w:rPr>
-                          <m:t>0</m:t>
-                        </m:r>
-                      </m:e>
-                    </m:d>
-                  </m:sup>
-                </m:sSubSup>
+                </m:sSub>
+                <m:d>
+                  <m:dPr>
+                    <m:ctrlPr>
+                      <w:rPr>
+                        <w:rFonts w:ascii="Cambria Math" w:hAnsi="Cambria Math"/>
+                        <w:color w:val="auto"/>
+                        <w:sz w:val="24"/>
+                        <w:szCs w:val="24"/>
+                      </w:rPr>
+                    </m:ctrlPr>
+                  </m:dPr>
+                  <m:e>
+                    <m:r>
+                      <w:rPr>
+                        <w:rFonts w:ascii="Cambria Math" w:hAnsi="Cambria Math"/>
+                        <w:color w:val="auto"/>
+                        <w:sz w:val="24"/>
+                        <w:szCs w:val="24"/>
+                      </w:rPr>
+                      <m:t>0</m:t>
+                    </m:r>
+                  </m:e>
+                </m:d>
               </m:e>
             </m:nary>
           </m:num>
@@ -10990,31 +11136,7 @@
             <w:sz w:val="24"/>
             <w:szCs w:val="24"/>
           </w:rPr>
-          <m:t>≈13.17</m:t>
-        </m:r>
-        <m:r>
-          <m:rPr>
-            <m:sty m:val="p"/>
-          </m:rPr>
-          <w:rPr>
-            <w:rFonts w:ascii="Cambria Math" w:hAnsi="Cambria Math"/>
-            <w:color w:val="auto"/>
-            <w:sz w:val="24"/>
-            <w:szCs w:val="24"/>
-          </w:rPr>
-          <m:t xml:space="preserve"> </m:t>
-        </m:r>
-        <m:r>
-          <m:rPr>
-            <m:sty m:val="p"/>
-          </m:rPr>
-          <w:rPr>
-            <w:rFonts w:ascii="Cambria Math" w:hAnsi="Cambria Math"/>
-            <w:color w:val="auto"/>
-            <w:sz w:val="24"/>
-            <w:szCs w:val="24"/>
-          </w:rPr>
-          <m:t xml:space="preserve"> </m:t>
+          <m:t xml:space="preserve">≈13.18  </m:t>
         </m:r>
         <m:sSub>
           <m:sSubPr>
@@ -11083,7 +11205,7 @@
         <w:rPr>
           <w:rFonts w:ascii="Times New Roman" w:hAnsi="Times New Roman" w:cs="Times New Roman"/>
         </w:rPr>
-        <w:t xml:space="preserve">Constraint C2 requires the recognised demand of each demand LSOA to be fully included in the assignment. As </w:t>
+        <w:t xml:space="preserve">Constraint C2 requires the recognised demand of each LSOA to be fully included in the assignment. As </w:t>
       </w:r>
       <m:oMath>
         <m:sSub>
@@ -11312,14 +11434,7 @@
         <w:rPr>
           <w:rFonts w:ascii="Times New Roman" w:hAnsi="Times New Roman" w:cs="Times New Roman"/>
         </w:rPr>
-        <w:t xml:space="preserve">prevents additional provision from becoming excessively concentrated in a single </w:t>
-      </w:r>
-      <w:r>
-        <w:rPr>
-          <w:rFonts w:ascii="Times New Roman" w:hAnsi="Times New Roman" w:cs="Times New Roman"/>
-        </w:rPr>
-        <w:lastRenderedPageBreak/>
-        <w:t>LSOA. Sensitivity testing of this upper bound was used to determine whether it had a substantial effect on the final allocation.</w:t>
+        <w:t>prevents additional provision from becoming excessively concentrated in a single LSOA. Sensitivity testing of this upper bound was used to determine whether it had a substantial effect on the final allocation.</w:t>
       </w:r>
     </w:p>
     <w:p>
@@ -11344,8 +11459,27 @@
         <w:rPr>
           <w:rFonts w:ascii="Times New Roman" w:hAnsi="Times New Roman" w:cs="Times New Roman"/>
         </w:rPr>
+        <w:lastRenderedPageBreak/>
         <w:t xml:space="preserve">The model was implemented in Python using </w:t>
       </w:r>
+      <w:r>
+        <w:rPr>
+          <w:rFonts w:ascii="Times New Roman" w:hAnsi="Times New Roman" w:cs="Times New Roman"/>
+        </w:rPr>
+        <w:t>Python Linear Programming</w:t>
+      </w:r>
+      <w:r>
+        <w:rPr>
+          <w:rFonts w:ascii="Times New Roman" w:hAnsi="Times New Roman" w:cs="Times New Roman"/>
+        </w:rPr>
+        <w:t xml:space="preserve"> </w:t>
+      </w:r>
+      <w:r>
+        <w:rPr>
+          <w:rFonts w:ascii="Times New Roman" w:hAnsi="Times New Roman" w:cs="Times New Roman"/>
+        </w:rPr>
+        <w:t>(</w:t>
+      </w:r>
       <w:proofErr w:type="spellStart"/>
       <w:r>
         <w:rPr>
@@ -11358,7 +11492,25 @@
         <w:rPr>
           <w:rFonts w:ascii="Times New Roman" w:hAnsi="Times New Roman" w:cs="Times New Roman"/>
         </w:rPr>
-        <w:t xml:space="preserve"> and solved with the CBC solver. The solver status was recorded for each scenario. Phase 4 varied the deprivation weighting and investment level while keeping the model structure </w:t>
+        <w:t>)</w:t>
+      </w:r>
+      <w:r>
+        <w:rPr>
+          <w:rFonts w:ascii="Times New Roman" w:hAnsi="Times New Roman" w:cs="Times New Roman"/>
+        </w:rPr>
+        <w:t xml:space="preserve"> and solved with the </w:t>
+      </w:r>
+      <w:r>
+        <w:rPr>
+          <w:rFonts w:ascii="Times New Roman" w:hAnsi="Times New Roman" w:cs="Times New Roman"/>
+        </w:rPr>
+        <w:t>COIN-OR Branch-and-Cut (CBC)</w:t>
+      </w:r>
+      <w:r>
+        <w:rPr>
+          <w:rFonts w:ascii="Times New Roman" w:hAnsi="Times New Roman" w:cs="Times New Roman"/>
+        </w:rPr>
+        <w:t xml:space="preserve"> solver. The solver status was recorded for each scenario. Phase 4 varied the deprivation weighting and investment level while keeping the model structure </w:t>
       </w:r>
       <w:proofErr w:type="gramStart"/>
       <w:r>
@@ -11452,61 +11604,7 @@
               <w:rPr>
                 <w:rFonts w:ascii="Cambria Math" w:hAnsi="Cambria Math" w:cs="Times New Roman"/>
               </w:rPr>
-              <m:t>0,</m:t>
-            </m:r>
-            <m:r>
-              <m:rPr>
-                <m:sty m:val="p"/>
-              </m:rPr>
-              <w:rPr>
-                <w:rFonts w:ascii="Cambria Math" w:hAnsi="Cambria Math" w:cs="Times New Roman"/>
-              </w:rPr>
-              <m:t xml:space="preserve"> </m:t>
-            </m:r>
-            <m:r>
-              <m:rPr>
-                <m:sty m:val="p"/>
-              </m:rPr>
-              <w:rPr>
-                <w:rFonts w:ascii="Cambria Math" w:hAnsi="Cambria Math" w:cs="Times New Roman"/>
-              </w:rPr>
-              <m:t>0.1,</m:t>
-            </m:r>
-            <m:r>
-              <m:rPr>
-                <m:sty m:val="p"/>
-              </m:rPr>
-              <w:rPr>
-                <w:rFonts w:ascii="Cambria Math" w:hAnsi="Cambria Math" w:cs="Times New Roman"/>
-              </w:rPr>
-              <m:t xml:space="preserve"> </m:t>
-            </m:r>
-            <m:r>
-              <m:rPr>
-                <m:sty m:val="p"/>
-              </m:rPr>
-              <w:rPr>
-                <w:rFonts w:ascii="Cambria Math" w:hAnsi="Cambria Math" w:cs="Times New Roman"/>
-              </w:rPr>
-              <m:t>0.3,</m:t>
-            </m:r>
-            <m:r>
-              <m:rPr>
-                <m:sty m:val="p"/>
-              </m:rPr>
-              <w:rPr>
-                <w:rFonts w:ascii="Cambria Math" w:hAnsi="Cambria Math" w:cs="Times New Roman"/>
-              </w:rPr>
-              <m:t xml:space="preserve"> </m:t>
-            </m:r>
-            <m:r>
-              <m:rPr>
-                <m:sty m:val="p"/>
-              </m:rPr>
-              <w:rPr>
-                <w:rFonts w:ascii="Cambria Math" w:hAnsi="Cambria Math" w:cs="Times New Roman"/>
-              </w:rPr>
-              <m:t>0.5</m:t>
+              <m:t>0, 0.1, 0.3, 0.5</m:t>
             </m:r>
           </m:e>
         </m:d>
@@ -11547,13 +11645,7 @@
         <w:rPr>
           <w:rFonts w:ascii="Times New Roman" w:hAnsi="Times New Roman" w:cs="Times New Roman"/>
         </w:rPr>
-        <w:t xml:space="preserve"> r</w:t>
-      </w:r>
-      <w:r>
-        <w:rPr>
-          <w:rFonts w:ascii="Times New Roman" w:hAnsi="Times New Roman" w:cs="Times New Roman"/>
-        </w:rPr>
-        <w:t>epresents the baseline scenario without income-deprivation weighting. </w:t>
+        <w:t xml:space="preserve"> represents the baseline scenario without income-deprivation weighting. </w:t>
       </w:r>
       <w:r>
         <w:rPr>
@@ -11643,6 +11735,48 @@
       </m:oMath>
       <w:r>
         <w:rPr>
+          <w:rFonts w:ascii="Times New Roman" w:hAnsi="Times New Roman" w:cs="Times New Roman"/>
+        </w:rPr>
+        <w:t xml:space="preserve">. </w:t>
+      </w:r>
+      <w:r>
+        <w:rPr>
+          <w:rFonts w:ascii="Times New Roman" w:hAnsi="Times New Roman" w:cs="Times New Roman"/>
+        </w:rPr>
+        <w:t>The selection of these levels was informed by</w:t>
+      </w:r>
+      <w:r>
+        <w:rPr>
+          <w:rFonts w:ascii="Times New Roman" w:hAnsi="Times New Roman" w:cs="Times New Roman"/>
+        </w:rPr>
+        <w:t xml:space="preserve"> the estimated future shortfall in public charging infrastructure across Greater London. </w:t>
+      </w:r>
+      <w:r>
+        <w:rPr>
+          <w:rFonts w:ascii="Times New Roman" w:hAnsi="Times New Roman" w:cs="Times New Roman"/>
+        </w:rPr>
+        <w:t>Transport for London (TfL)</w:t>
+      </w:r>
+      <w:r>
+        <w:rPr>
+          <w:rFonts w:ascii="Times New Roman" w:hAnsi="Times New Roman" w:cs="Times New Roman"/>
+        </w:rPr>
+        <w:t xml:space="preserve"> and </w:t>
+      </w:r>
+      <w:r>
+        <w:rPr>
+          <w:rFonts w:ascii="Times New Roman" w:hAnsi="Times New Roman" w:cs="Times New Roman"/>
+        </w:rPr>
+        <w:t>Greater London Authority (GLA)</w:t>
+      </w:r>
+      <w:r>
+        <w:rPr>
+          <w:rFonts w:ascii="Times New Roman" w:hAnsi="Times New Roman" w:cs="Times New Roman"/>
+        </w:rPr>
+        <w:t xml:space="preserve"> (2025) estimated that London would face a shortfall of approximately 17,500 to 25,500 public charge points by 2030.</w:t>
+      </w:r>
+      <w:r>
+        <w:rPr>
           <w:rFonts w:ascii="Times New Roman" w:hAnsi="Times New Roman" w:cs="Times New Roman" w:hint="eastAsia"/>
         </w:rPr>
         <w:t xml:space="preserve"> </w:t>
@@ -11651,61 +11785,55 @@
         <w:rPr>
           <w:rFonts w:ascii="Times New Roman" w:hAnsi="Times New Roman" w:cs="Times New Roman"/>
         </w:rPr>
-        <w:t xml:space="preserve">. </w:t>
-      </w:r>
-      <w:r>
-        <w:rPr>
-          <w:rFonts w:ascii="Times New Roman" w:hAnsi="Times New Roman" w:cs="Times New Roman"/>
-        </w:rPr>
-        <w:t>These levels setting refers to the estimated future shortfall in public charging infrastructure across Greater London. TfL and GLA (2025) estimated that London would face a shortfall of approximately 17,500 to 25,500 public charge points by 2030.</w:t>
+        <w:t xml:space="preserve">Using the lower estimate of approximately 17,500 as a reference, this study selected three integer investment levels: </w:t>
       </w:r>
       <w:r>
         <w:rPr>
           <w:rFonts w:ascii="Times New Roman" w:hAnsi="Times New Roman" w:cs="Times New Roman" w:hint="eastAsia"/>
         </w:rPr>
-        <w:t xml:space="preserve"> </w:t>
-      </w:r>
-      <w:r>
-        <w:rPr>
-          <w:rFonts w:ascii="Times New Roman" w:hAnsi="Times New Roman" w:cs="Times New Roman"/>
-        </w:rPr>
-        <w:t xml:space="preserve">Using the lower estimate of approximately 17,500 as a reference, this study selected three integer investment levels: </w:t>
+        <w:t>2000</w:t>
+      </w:r>
+      <w:r>
+        <w:rPr>
+          <w:rFonts w:ascii="Times New Roman" w:hAnsi="Times New Roman" w:cs="Times New Roman"/>
+        </w:rPr>
+        <w:t xml:space="preserve">, </w:t>
       </w:r>
       <w:r>
         <w:rPr>
           <w:rFonts w:ascii="Times New Roman" w:hAnsi="Times New Roman" w:cs="Times New Roman" w:hint="eastAsia"/>
         </w:rPr>
-        <w:t>2000</w:t>
-      </w:r>
-      <w:r>
-        <w:rPr>
-          <w:rFonts w:ascii="Times New Roman" w:hAnsi="Times New Roman" w:cs="Times New Roman"/>
-        </w:rPr>
-        <w:t xml:space="preserve">, </w:t>
+        <w:t>5000</w:t>
+      </w:r>
+      <w:r>
+        <w:rPr>
+          <w:rFonts w:ascii="Times New Roman" w:hAnsi="Times New Roman" w:cs="Times New Roman"/>
+        </w:rPr>
+        <w:t xml:space="preserve">, and </w:t>
       </w:r>
       <w:r>
         <w:rPr>
           <w:rFonts w:ascii="Times New Roman" w:hAnsi="Times New Roman" w:cs="Times New Roman" w:hint="eastAsia"/>
         </w:rPr>
-        <w:t>5000</w:t>
-      </w:r>
-      <w:r>
-        <w:rPr>
-          <w:rFonts w:ascii="Times New Roman" w:hAnsi="Times New Roman" w:cs="Times New Roman"/>
-        </w:rPr>
-        <w:t xml:space="preserve">, and </w:t>
+        <w:t>8000</w:t>
+      </w:r>
+      <w:r>
+        <w:rPr>
+          <w:rFonts w:ascii="Times New Roman" w:hAnsi="Times New Roman" w:cs="Times New Roman"/>
+        </w:rPr>
+        <w:t xml:space="preserve">. These </w:t>
       </w:r>
       <w:r>
         <w:rPr>
           <w:rFonts w:ascii="Times New Roman" w:hAnsi="Times New Roman" w:cs="Times New Roman" w:hint="eastAsia"/>
         </w:rPr>
-        <w:t>8000</w:t>
-      </w:r>
-      <w:r>
-        <w:rPr>
-          <w:rFonts w:ascii="Times New Roman" w:hAnsi="Times New Roman" w:cs="Times New Roman"/>
-        </w:rPr>
-        <w:t xml:space="preserve">. These represent approximately 11%, 29%, and 46% of the estimated shortfall, respectively, covering a range from a pilot-scale investment to almost half of the shortfall. Among these, </w:t>
+        <w:t>cover</w:t>
+      </w:r>
+      <w:r>
+        <w:rPr>
+          <w:rFonts w:ascii="Times New Roman" w:hAnsi="Times New Roman" w:cs="Times New Roman"/>
+        </w:rPr>
+        <w:t xml:space="preserve"> a range from a pilot-scale investment to almost half of the shortfall. Among these, </w:t>
       </w:r>
       <m:oMath>
         <m:r>
@@ -11719,13 +11847,7 @@
         <w:rPr>
           <w:rFonts w:ascii="Times New Roman" w:hAnsi="Times New Roman" w:cs="Times New Roman"/>
         </w:rPr>
-        <w:t xml:space="preserve"> </w:t>
-      </w:r>
-      <w:r>
-        <w:rPr>
-          <w:rFonts w:ascii="Times New Roman" w:hAnsi="Times New Roman" w:cs="Times New Roman"/>
-        </w:rPr>
-        <w:t>=5000</w:t>
+        <w:t xml:space="preserve"> =5000</w:t>
       </w:r>
       <w:r>
         <w:rPr>
@@ -11834,25 +11956,7 @@
         <w:rPr>
           <w:rFonts w:ascii="Times New Roman" w:hAnsi="Times New Roman" w:cs="Times New Roman"/>
         </w:rPr>
-        <w:t xml:space="preserve"> first proposed by </w:t>
-      </w:r>
-      <w:r>
-        <w:rPr>
-          <w:rFonts w:ascii="Times New Roman" w:hAnsi="Times New Roman" w:cs="Times New Roman"/>
-        </w:rPr>
-        <w:t>Hansen (1959), measur</w:t>
-      </w:r>
-      <w:r>
-        <w:rPr>
-          <w:rFonts w:ascii="Times New Roman" w:hAnsi="Times New Roman" w:cs="Times New Roman"/>
-        </w:rPr>
-        <w:t>ing</w:t>
-      </w:r>
-      <w:r>
-        <w:rPr>
-          <w:rFonts w:ascii="Times New Roman" w:hAnsi="Times New Roman" w:cs="Times New Roman"/>
-        </w:rPr>
-        <w:t xml:space="preserve"> </w:t>
+        <w:t xml:space="preserve"> first proposed by Hansen (1959), measuring </w:t>
       </w:r>
       <w:r>
         <w:rPr>
@@ -11864,14 +11968,7 @@
         <w:rPr>
           <w:rFonts w:ascii="Times New Roman" w:hAnsi="Times New Roman" w:cs="Times New Roman"/>
         </w:rPr>
-        <w:t xml:space="preserve">ccessibility through continuous distance decay. Existing EV charging location studies commonly use a fixed service radius (e.g. Liu, 2012; He et al., 2022). However, such measures are sensitive to the choice of threshold and cannot reflect relative differences in accessibility among LSOAs within the service area. As this study examines </w:t>
-      </w:r>
-      <w:r>
-        <w:rPr>
-          <w:rFonts w:ascii="Times New Roman" w:hAnsi="Times New Roman" w:cs="Times New Roman"/>
-        </w:rPr>
-        <w:lastRenderedPageBreak/>
-        <w:t>continuous changes in accessibility across areas with different levels of deprivation, a commonly used inverse-distance decay form was adopted:</w:t>
+        <w:t>ccessibility through continuous distance decay. Existing EV charging location studies commonly use a fixed service radius (e.g. Liu, 2012; He et al., 2022). However, such measures are sensitive to the choice of threshold and cannot reflect relative differences in accessibility among LSOAs within the service area. As this study examines continuous changes in accessibility across areas with different levels of deprivation, a commonly used inverse-distance decay form was adopted:</w:t>
       </w:r>
     </w:p>
     <w:p>
@@ -11886,6 +11983,7 @@
         <w:rPr>
           <w:rFonts w:ascii="Times New Roman" w:hAnsi="Times New Roman" w:cs="Times New Roman"/>
         </w:rPr>
+        <w:lastRenderedPageBreak/>
         <w:br/>
       </w:r>
       <m:oMathPara>
@@ -11915,47 +12013,6 @@
               </m:r>
             </m:sub>
           </m:sSub>
-          <m:d>
-            <m:dPr>
-              <m:ctrlPr>
-                <w:rPr>
-                  <w:rFonts w:ascii="Cambria Math" w:hAnsi="Cambria Math" w:cs="Times New Roman"/>
-                </w:rPr>
-              </m:ctrlPr>
-            </m:dPr>
-            <m:e>
-              <m:r>
-                <w:rPr>
-                  <w:rFonts w:ascii="Cambria Math" w:hAnsi="Cambria Math" w:cs="Times New Roman"/>
-                </w:rPr>
-                <m:t>α</m:t>
-              </m:r>
-              <m:r>
-                <m:rPr>
-                  <m:sty m:val="p"/>
-                </m:rPr>
-                <w:rPr>
-                  <w:rFonts w:ascii="Cambria Math" w:hAnsi="Cambria Math" w:cs="Times New Roman"/>
-                </w:rPr>
-                <m:t>,</m:t>
-              </m:r>
-              <m:r>
-                <w:rPr>
-                  <w:rFonts w:ascii="Cambria Math" w:hAnsi="Cambria Math" w:cs="Times New Roman"/>
-                </w:rPr>
-                <m:t>p</m:t>
-              </m:r>
-              <m:r>
-                <m:rPr>
-                  <m:sty m:val="p"/>
-                </m:rPr>
-                <w:rPr>
-                  <w:rFonts w:ascii="Cambria Math" w:hAnsi="Cambria Math" w:cs="Times New Roman"/>
-                </w:rPr>
-                <m:t> </m:t>
-              </m:r>
-            </m:e>
-          </m:d>
           <m:r>
             <m:rPr>
               <m:sty m:val="p"/>
@@ -12054,47 +12111,6 @@
                       </m:r>
                     </m:sub>
                   </m:sSub>
-                  <m:d>
-                    <m:dPr>
-                      <m:ctrlPr>
-                        <w:rPr>
-                          <w:rFonts w:ascii="Cambria Math" w:hAnsi="Cambria Math" w:cs="Times New Roman"/>
-                        </w:rPr>
-                      </m:ctrlPr>
-                    </m:dPr>
-                    <m:e>
-                      <m:r>
-                        <w:rPr>
-                          <w:rFonts w:ascii="Cambria Math" w:hAnsi="Cambria Math" w:cs="Times New Roman"/>
-                        </w:rPr>
-                        <m:t>α</m:t>
-                      </m:r>
-                      <m:r>
-                        <m:rPr>
-                          <m:sty m:val="p"/>
-                        </m:rPr>
-                        <w:rPr>
-                          <w:rFonts w:ascii="Cambria Math" w:hAnsi="Cambria Math" w:cs="Times New Roman"/>
-                        </w:rPr>
-                        <m:t>,</m:t>
-                      </m:r>
-                      <m:r>
-                        <w:rPr>
-                          <w:rFonts w:ascii="Cambria Math" w:hAnsi="Cambria Math" w:cs="Times New Roman"/>
-                        </w:rPr>
-                        <m:t>p</m:t>
-                      </m:r>
-                      <m:r>
-                        <m:rPr>
-                          <m:sty m:val="p"/>
-                        </m:rPr>
-                        <w:rPr>
-                          <w:rFonts w:ascii="Cambria Math" w:hAnsi="Cambria Math" w:cs="Times New Roman"/>
-                        </w:rPr>
-                        <m:t> </m:t>
-                      </m:r>
-                    </m:e>
-                  </m:d>
                 </m:num>
                 <m:den>
                   <m:sSub>
@@ -12251,13 +12267,7 @@
         <w:rPr>
           <w:rFonts w:ascii="Times New Roman" w:hAnsi="Times New Roman" w:cs="Times New Roman"/>
         </w:rPr>
-        <w:t xml:space="preserve"> </w:t>
-      </w:r>
-      <w:r>
-        <w:rPr>
-          <w:rFonts w:ascii="Times New Roman" w:hAnsi="Times New Roman" w:cs="Times New Roman"/>
-        </w:rPr>
-        <w:t>therefore makes a greater contribution to its accessibility.</w:t>
+        <w:t xml:space="preserve"> therefore makes a greater contribution to its accessibility.</w:t>
       </w:r>
       <w:r>
         <w:rPr>
@@ -12356,6 +12366,8 @@
         <w:pStyle w:val="p1"/>
         <w:jc w:val="both"/>
         <w:rPr>
+          <w:rFonts w:hint="eastAsia"/>
+          <w:i/>
           <w:color w:val="auto"/>
           <w:sz w:val="24"/>
           <w:szCs w:val="24"/>
@@ -12387,62 +12399,6 @@
               </m:r>
             </m:e>
           </m:acc>
-          <m:d>
-            <m:dPr>
-              <m:ctrlPr>
-                <w:rPr>
-                  <w:rFonts w:ascii="Cambria Math" w:hAnsi="Cambria Math"/>
-                  <w:color w:val="auto"/>
-                  <w:sz w:val="24"/>
-                  <w:szCs w:val="24"/>
-                </w:rPr>
-              </m:ctrlPr>
-            </m:dPr>
-            <m:e>
-              <m:r>
-                <w:rPr>
-                  <w:rFonts w:ascii="Cambria Math" w:hAnsi="Cambria Math"/>
-                  <w:color w:val="auto"/>
-                  <w:sz w:val="24"/>
-                  <w:szCs w:val="24"/>
-                </w:rPr>
-                <m:t>α</m:t>
-              </m:r>
-              <m:r>
-                <m:rPr>
-                  <m:sty m:val="p"/>
-                </m:rPr>
-                <w:rPr>
-                  <w:rFonts w:ascii="Cambria Math" w:hAnsi="Cambria Math"/>
-                  <w:color w:val="auto"/>
-                  <w:sz w:val="24"/>
-                  <w:szCs w:val="24"/>
-                </w:rPr>
-                <m:t>,</m:t>
-              </m:r>
-              <m:r>
-                <w:rPr>
-                  <w:rFonts w:ascii="Cambria Math" w:hAnsi="Cambria Math"/>
-                  <w:color w:val="auto"/>
-                  <w:sz w:val="24"/>
-                  <w:szCs w:val="24"/>
-                </w:rPr>
-                <m:t>p</m:t>
-              </m:r>
-              <m:r>
-                <m:rPr>
-                  <m:sty m:val="p"/>
-                </m:rPr>
-                <w:rPr>
-                  <w:rFonts w:ascii="Cambria Math" w:hAnsi="Cambria Math"/>
-                  <w:color w:val="auto"/>
-                  <w:sz w:val="24"/>
-                  <w:szCs w:val="24"/>
-                </w:rPr>
-                <m:t> </m:t>
-              </m:r>
-            </m:e>
-          </m:d>
           <m:r>
             <m:rPr>
               <m:sty m:val="p"/>
@@ -12494,8 +12450,8 @@
                 </m:sub>
                 <m:sup/>
                 <m:e>
-                  <m:sSubSup>
-                    <m:sSubSupPr>
+                  <m:sSub>
+                    <m:sSubPr>
                       <m:ctrlPr>
                         <w:rPr>
                           <w:rFonts w:ascii="Cambria Math" w:hAnsi="Cambria Math"/>
@@ -12504,7 +12460,7 @@
                           <w:szCs w:val="24"/>
                         </w:rPr>
                       </m:ctrlPr>
-                    </m:sSubSupPr>
+                    </m:sSubPr>
                     <m:e>
                       <m:r>
                         <w:rPr>
@@ -12527,35 +12483,30 @@
                         <m:t>i</m:t>
                       </m:r>
                     </m:sub>
-                    <m:sup>
-                      <m:d>
-                        <m:dPr>
-                          <m:ctrlPr>
-                            <w:rPr>
-                              <w:rFonts w:ascii="Cambria Math" w:hAnsi="Cambria Math"/>
-                              <w:color w:val="auto"/>
-                              <w:sz w:val="24"/>
-                              <w:szCs w:val="24"/>
-                            </w:rPr>
-                          </m:ctrlPr>
-                        </m:dPr>
-                        <m:e>
-                          <m:r>
-                            <m:rPr>
-                              <m:sty m:val="p"/>
-                            </m:rPr>
-                            <w:rPr>
-                              <w:rFonts w:ascii="Cambria Math" w:hAnsi="Cambria Math"/>
-                              <w:color w:val="auto"/>
-                              <w:sz w:val="24"/>
-                              <w:szCs w:val="24"/>
-                            </w:rPr>
-                            <m:t>0</m:t>
-                          </m:r>
-                        </m:e>
-                      </m:d>
-                    </m:sup>
-                  </m:sSubSup>
+                  </m:sSub>
+                  <m:d>
+                    <m:dPr>
+                      <m:ctrlPr>
+                        <w:rPr>
+                          <w:rFonts w:ascii="Cambria Math" w:hAnsi="Cambria Math"/>
+                          <w:color w:val="auto"/>
+                          <w:sz w:val="24"/>
+                          <w:szCs w:val="24"/>
+                        </w:rPr>
+                      </m:ctrlPr>
+                    </m:dPr>
+                    <m:e>
+                      <m:r>
+                        <w:rPr>
+                          <w:rFonts w:ascii="Cambria Math" w:hAnsi="Cambria Math"/>
+                          <w:color w:val="auto"/>
+                          <w:sz w:val="24"/>
+                          <w:szCs w:val="24"/>
+                        </w:rPr>
+                        <m:t>0</m:t>
+                      </m:r>
+                    </m:e>
+                  </m:d>
                 </m:e>
               </m:nary>
               <m:sSub>
@@ -12592,62 +12543,6 @@
                   </m:r>
                 </m:sub>
               </m:sSub>
-              <m:d>
-                <m:dPr>
-                  <m:ctrlPr>
-                    <w:rPr>
-                      <w:rFonts w:ascii="Cambria Math" w:hAnsi="Cambria Math"/>
-                      <w:color w:val="auto"/>
-                      <w:sz w:val="24"/>
-                      <w:szCs w:val="24"/>
-                    </w:rPr>
-                  </m:ctrlPr>
-                </m:dPr>
-                <m:e>
-                  <m:r>
-                    <w:rPr>
-                      <w:rFonts w:ascii="Cambria Math" w:hAnsi="Cambria Math"/>
-                      <w:color w:val="auto"/>
-                      <w:sz w:val="24"/>
-                      <w:szCs w:val="24"/>
-                    </w:rPr>
-                    <m:t>α</m:t>
-                  </m:r>
-                  <m:r>
-                    <m:rPr>
-                      <m:sty m:val="p"/>
-                    </m:rPr>
-                    <w:rPr>
-                      <w:rFonts w:ascii="Cambria Math" w:hAnsi="Cambria Math"/>
-                      <w:color w:val="auto"/>
-                      <w:sz w:val="24"/>
-                      <w:szCs w:val="24"/>
-                    </w:rPr>
-                    <m:t>,</m:t>
-                  </m:r>
-                  <m:r>
-                    <w:rPr>
-                      <w:rFonts w:ascii="Cambria Math" w:hAnsi="Cambria Math"/>
-                      <w:color w:val="auto"/>
-                      <w:sz w:val="24"/>
-                      <w:szCs w:val="24"/>
-                    </w:rPr>
-                    <m:t>p</m:t>
-                  </m:r>
-                  <m:r>
-                    <m:rPr>
-                      <m:sty m:val="p"/>
-                    </m:rPr>
-                    <w:rPr>
-                      <w:rFonts w:ascii="Cambria Math" w:hAnsi="Cambria Math"/>
-                      <w:color w:val="auto"/>
-                      <w:sz w:val="24"/>
-                      <w:szCs w:val="24"/>
-                    </w:rPr>
-                    <m:t> </m:t>
-                  </m:r>
-                </m:e>
-              </m:d>
             </m:num>
             <m:den>
               <m:nary>
@@ -12677,8 +12572,8 @@
                 </m:sub>
                 <m:sup/>
                 <m:e>
-                  <m:sSubSup>
-                    <m:sSubSupPr>
+                  <m:sSub>
+                    <m:sSubPr>
                       <m:ctrlPr>
                         <w:rPr>
                           <w:rFonts w:ascii="Cambria Math" w:hAnsi="Cambria Math"/>
@@ -12687,7 +12582,7 @@
                           <w:szCs w:val="24"/>
                         </w:rPr>
                       </m:ctrlPr>
-                    </m:sSubSupPr>
+                    </m:sSubPr>
                     <m:e>
                       <m:r>
                         <w:rPr>
@@ -12710,35 +12605,30 @@
                         <m:t>i</m:t>
                       </m:r>
                     </m:sub>
-                    <m:sup>
-                      <m:d>
-                        <m:dPr>
-                          <m:ctrlPr>
-                            <w:rPr>
-                              <w:rFonts w:ascii="Cambria Math" w:hAnsi="Cambria Math"/>
-                              <w:color w:val="auto"/>
-                              <w:sz w:val="24"/>
-                              <w:szCs w:val="24"/>
-                            </w:rPr>
-                          </m:ctrlPr>
-                        </m:dPr>
-                        <m:e>
-                          <m:r>
-                            <m:rPr>
-                              <m:sty m:val="p"/>
-                            </m:rPr>
-                            <w:rPr>
-                              <w:rFonts w:ascii="Cambria Math" w:hAnsi="Cambria Math"/>
-                              <w:color w:val="auto"/>
-                              <w:sz w:val="24"/>
-                              <w:szCs w:val="24"/>
-                            </w:rPr>
-                            <m:t>0</m:t>
-                          </m:r>
-                        </m:e>
-                      </m:d>
-                    </m:sup>
-                  </m:sSubSup>
+                  </m:sSub>
+                  <m:d>
+                    <m:dPr>
+                      <m:ctrlPr>
+                        <w:rPr>
+                          <w:rFonts w:ascii="Cambria Math" w:hAnsi="Cambria Math"/>
+                          <w:color w:val="auto"/>
+                          <w:sz w:val="24"/>
+                          <w:szCs w:val="24"/>
+                        </w:rPr>
+                      </m:ctrlPr>
+                    </m:dPr>
+                    <m:e>
+                      <m:r>
+                        <w:rPr>
+                          <w:rFonts w:ascii="Cambria Math" w:hAnsi="Cambria Math"/>
+                          <w:color w:val="auto"/>
+                          <w:sz w:val="24"/>
+                          <w:szCs w:val="24"/>
+                        </w:rPr>
+                        <m:t>0</m:t>
+                      </m:r>
+                    </m:e>
+                  </m:d>
                 </m:e>
               </m:nary>
             </m:den>
@@ -12819,31 +12709,7 @@
           <w:sz w:val="24"/>
           <w:szCs w:val="24"/>
         </w:rPr>
-        <w:t xml:space="preserve"> </w:t>
-      </w:r>
-      <w:r>
-        <w:rPr>
-          <w:color w:val="auto"/>
-          <w:sz w:val="24"/>
-          <w:szCs w:val="24"/>
-        </w:rPr>
-        <w:t>=0</w:t>
-      </w:r>
-      <w:r>
-        <w:rPr>
-          <w:color w:val="auto"/>
-          <w:sz w:val="24"/>
-          <w:szCs w:val="24"/>
-        </w:rPr>
-        <w:t xml:space="preserve"> </w:t>
-      </w:r>
-      <w:r>
-        <w:rPr>
-          <w:color w:val="auto"/>
-          <w:sz w:val="24"/>
-          <w:szCs w:val="24"/>
-        </w:rPr>
-        <w:t xml:space="preserve">under the same value of </w:t>
+        <w:t xml:space="preserve"> =0 under the same value of </w:t>
       </w:r>
       <m:oMath>
         <m:r>
@@ -13302,55 +13168,73 @@
       <w:pPr>
         <w:jc w:val="both"/>
         <w:rPr>
+          <w:rFonts w:ascii="Times New Roman" w:hAnsi="Times New Roman" w:cs="Times New Roman"/>
+        </w:rPr>
+      </w:pPr>
+      <w:r>
+        <w:rPr>
+          <w:rFonts w:ascii="Times New Roman" w:hAnsi="Times New Roman" w:cs="Times New Roman"/>
+        </w:rPr>
+        <w:t xml:space="preserve">This study aims to provide interpretable analytical results for the spatial planning of public EV charging infrastructure in Greater London, with a focus on balancing spatial efficiency and deprivation-based equity. The Census, </w:t>
+      </w:r>
+      <w:proofErr w:type="spellStart"/>
+      <w:r>
+        <w:rPr>
+          <w:rFonts w:ascii="Times New Roman" w:hAnsi="Times New Roman" w:cs="Times New Roman"/>
+        </w:rPr>
+        <w:t>IoD</w:t>
+      </w:r>
+      <w:proofErr w:type="spellEnd"/>
+      <w:r>
+        <w:rPr>
+          <w:rFonts w:ascii="Times New Roman" w:hAnsi="Times New Roman" w:cs="Times New Roman"/>
+        </w:rPr>
+        <w:t xml:space="preserve"> and LSOA boundary data are </w:t>
+      </w:r>
+      <w:r>
+        <w:rPr>
+          <w:rFonts w:ascii="Times New Roman" w:hAnsi="Times New Roman" w:cs="Times New Roman"/>
+        </w:rPr>
+        <w:lastRenderedPageBreak/>
+        <w:t xml:space="preserve">publicly available. The EVSE registry and charging-session records were obtained under a data-sharing agreement and were used only for this research. The charging activity data contain no personally identifiable information, and the final analysis was aggregated to the charging-location or LSOA level. Therefore, this study did not involve individual-level profiling or attempt to identify the charging </w:t>
+      </w:r>
+      <w:proofErr w:type="spellStart"/>
+      <w:r>
+        <w:rPr>
+          <w:rFonts w:ascii="Times New Roman" w:hAnsi="Times New Roman" w:cs="Times New Roman"/>
+        </w:rPr>
+        <w:t>behaviour</w:t>
+      </w:r>
+      <w:proofErr w:type="spellEnd"/>
+      <w:r>
+        <w:rPr>
+          <w:rFonts w:ascii="Times New Roman" w:hAnsi="Times New Roman" w:cs="Times New Roman"/>
+        </w:rPr>
+        <w:t xml:space="preserve"> of specific users. All data were processed and stored in accordance with their conditions of access and use.</w:t>
+      </w:r>
+      <w:r>
+        <w:rPr>
           <w:rFonts w:ascii="Times New Roman" w:hAnsi="Times New Roman" w:cs="Times New Roman" w:hint="eastAsia"/>
         </w:rPr>
-      </w:pPr>
-      <w:r>
-        <w:rPr>
-          <w:rFonts w:ascii="Times New Roman" w:hAnsi="Times New Roman" w:cs="Times New Roman"/>
-        </w:rPr>
-        <w:lastRenderedPageBreak/>
-        <w:t xml:space="preserve">This study aims to provide interpretable analytical results for the spatial planning of public EV charging infrastructure in Greater London, with a focus on balancing spatial efficiency and deprivation-based equity. The Census, </w:t>
-      </w:r>
-      <w:proofErr w:type="spellStart"/>
-      <w:r>
-        <w:rPr>
-          <w:rFonts w:ascii="Times New Roman" w:hAnsi="Times New Roman" w:cs="Times New Roman"/>
-        </w:rPr>
-        <w:t>IoD</w:t>
-      </w:r>
-      <w:proofErr w:type="spellEnd"/>
-      <w:r>
-        <w:rPr>
-          <w:rFonts w:ascii="Times New Roman" w:hAnsi="Times New Roman" w:cs="Times New Roman"/>
-        </w:rPr>
-        <w:t xml:space="preserve"> and LSOA boundary data are publicly available. The EVSE registry and charging-session records were obtained under a data-sharing agreement and were used only for this research. The charging activity data contain no personally identifiable information, and the final analysis was aggregated to the charging-location or LSOA level. Therefore, this study did not involve individual-level profiling or attempt to identify the charging </w:t>
-      </w:r>
-      <w:proofErr w:type="spellStart"/>
-      <w:r>
-        <w:rPr>
-          <w:rFonts w:ascii="Times New Roman" w:hAnsi="Times New Roman" w:cs="Times New Roman"/>
-        </w:rPr>
-        <w:t>behaviour</w:t>
-      </w:r>
-      <w:proofErr w:type="spellEnd"/>
-      <w:r>
-        <w:rPr>
-          <w:rFonts w:ascii="Times New Roman" w:hAnsi="Times New Roman" w:cs="Times New Roman"/>
-        </w:rPr>
-        <w:t xml:space="preserve"> of specific users. All data were processed and stored in accordance with their conditions of access and use.</w:t>
-      </w:r>
-      <w:r>
-        <w:rPr>
-          <w:rFonts w:ascii="Times New Roman" w:hAnsi="Times New Roman" w:cs="Times New Roman" w:hint="eastAsia"/>
-        </w:rPr>
         <w:t xml:space="preserve"> </w:t>
       </w:r>
       <w:r>
         <w:rPr>
           <w:rFonts w:ascii="Times New Roman" w:hAnsi="Times New Roman" w:cs="Times New Roman"/>
         </w:rPr>
-        <w:t>This study was conducted in accordance with UCL’s research ethics requirements and received ethical approval (Project ID: 4063).</w:t>
+        <w:t xml:space="preserve">This study was conducted in accordance with </w:t>
+      </w:r>
+      <w:r>
+        <w:rPr>
+          <w:rFonts w:ascii="Times New Roman" w:hAnsi="Times New Roman" w:cs="Times New Roman"/>
+        </w:rPr>
+        <w:t>University College London (UCL)</w:t>
+      </w:r>
+      <w:r>
+        <w:rPr>
+          <w:rFonts w:ascii="Times New Roman" w:hAnsi="Times New Roman" w:cs="Times New Roman"/>
+        </w:rPr>
+        <w:t>’s research ethics requirements and received ethical approval (Project ID: 4063).</w:t>
       </w:r>
     </w:p>
     <w:sectPr>
@@ -15649,4 +15533,16 @@
     </a:ext>
   </a:extLst>
 </a:theme>
+</file>
+
+<file path=customXml/item1.xml><?xml version="1.0" encoding="utf-8"?>
+<b:Sources xmlns:b="http://schemas.openxmlformats.org/officeDocument/2006/bibliography" xmlns="http://schemas.openxmlformats.org/officeDocument/2006/bibliography" SelectedStyle="/APASixthEditionOfficeOnline.xsl" StyleName="APA" Version="6"/>
+</file>
+
+<file path=customXml/itemProps1.xml><?xml version="1.0" encoding="utf-8"?>
+<ds:datastoreItem xmlns:ds="http://schemas.openxmlformats.org/officeDocument/2006/customXml" ds:itemID="{2242E469-E009-6F4A-B656-6E7085573042}">
+  <ds:schemaRefs>
+    <ds:schemaRef ds:uri="http://schemas.openxmlformats.org/officeDocument/2006/bibliography"/>
+  </ds:schemaRefs>
+</ds:datastoreItem>
 </file>